--- a/Guia_defensa_TFG.docx
+++ b/Guia_defensa_TFG.docx
@@ -90,7 +90,7 @@
         <w:jc w:val="center"/>
       </w:pPr>
       <w:r>
-        <w:t>Versión revisada: 27 de agosto de 2026</w:t>
+        <w:t>Versión revisada: 28 de agosto de 2026</w:t>
       </w:r>
     </w:p>
     <w:p>
@@ -2714,7 +2714,7 @@
           </w:tcPr>
           <w:p>
             <w:r>
-              <w:t>72 pruebas Python y 2 de navegador; benchmark de arranque y evaluación prudente.</w:t>
+              <w:t>81 pruebas Python y 2 de navegador; benchmark de arranque y evaluación prudente.</w:t>
             </w:r>
           </w:p>
         </w:tc>
@@ -3862,11 +3862,10 @@
       </w:pPr>
       <w:r>
         <w:t>9.</w:t>
-      </w:r>
-      <w:r>
         <w:tab/>
-        <w:t>En modo combinado se calcula una media ponderada; por defecto 60 % heurística y 40 % red neuronal.</w:t>
-      </w:r>
+        <w:t>En modo combinado se calcula una media ponderada; por defecto 20 % heurística y 80 % neuronal, con alta confianza 70.</w:t>
+      </w:r>
+      <w:r/>
     </w:p>
     <w:p>
       <w:pPr>
@@ -4995,7 +4994,7 @@
     </w:p>
     <w:p>
       <w:r>
-        <w:t>El umbral 45 es una decisión operativa del prototipo. No procede de una calibración estadística exhaustiva y debe presentarse como parámetro ajustable. Para producción habría que optimizarlo con una curva precision-recall y con costes explícitos de falsos positivos y falsos negativos.</w:t>
+        <w:t>El umbral 45 fue seleccionado por la rejilla estratificada de 40 casos junto a la fusión 20/80. Sigue siendo un parámetro ajustable: para producción habría que confirmarlo sobre datos reales representativos, con una curva precision-recall y costes explícitos de falsos positivos y falsos negativos.</w:t>
       </w:r>
     </w:p>
     <w:p>
@@ -7872,15 +7871,13 @@
       </w:pPr>
       <w:r>
         <w:t>riesgo_combinado = (riesgo_heurístico * peso_heurístico + riesgo_neuronal * peso_neuronal) / (peso_heurístico + peso_neuronal)</w:t>
-      </w:r>
-      <w:r>
         <w:br/>
-        <w:t>configuración habitual: 60 % heurística + 40 % neuronal</w:t>
-      </w:r>
-      <w:r>
+        <w:t>configuración calibrada: 20 % heurística + 80 % neuronal; alta confianza: 70</w:t>
         <w:br/>
         <w:t>umbral habitual del combinado: 45</w:t>
       </w:r>
+      <w:r/>
+      <w:r/>
     </w:p>
     <w:p>
       <w:r>
@@ -8071,7 +8068,7 @@
           </w:tcPr>
           <w:p>
             <w:r>
-              <w:t>40</w:t>
+              <w:t>16</w:t>
             </w:r>
           </w:p>
         </w:tc>
@@ -8089,7 +8086,7 @@
           </w:tcPr>
           <w:p>
             <w:r>
-              <w:t>50,0 %</w:t>
+              <w:t>87,5 %</w:t>
             </w:r>
           </w:p>
         </w:tc>
@@ -8107,7 +8104,7 @@
           </w:tcPr>
           <w:p>
             <w:r>
-              <w:t>0,0 %</w:t>
+              <w:t>100,0 %</w:t>
             </w:r>
           </w:p>
         </w:tc>
@@ -8125,7 +8122,7 @@
           </w:tcPr>
           <w:p>
             <w:r>
-              <w:t>0,0 %</w:t>
+              <w:t>75,0 %</w:t>
             </w:r>
           </w:p>
         </w:tc>
@@ -8143,7 +8140,7 @@
           </w:tcPr>
           <w:p>
             <w:r>
-              <w:t>0,0 %</w:t>
+              <w:t>85,7 %</w:t>
             </w:r>
           </w:p>
         </w:tc>
@@ -8184,7 +8181,7 @@
           </w:tcPr>
           <w:p>
             <w:r>
-              <w:t>40</w:t>
+              <w:t>16</w:t>
             </w:r>
           </w:p>
         </w:tc>
@@ -8220,7 +8217,7 @@
           </w:tcPr>
           <w:p>
             <w:r>
-              <w:t>94,1 %</w:t>
+              <w:t>100,0 %</w:t>
             </w:r>
           </w:p>
         </w:tc>
@@ -8238,7 +8235,7 @@
           </w:tcPr>
           <w:p>
             <w:r>
-              <w:t>80,0 %</w:t>
+              <w:t>75,0 %</w:t>
             </w:r>
           </w:p>
         </w:tc>
@@ -8256,7 +8253,7 @@
           </w:tcPr>
           <w:p>
             <w:r>
-              <w:t>86,5 %</w:t>
+              <w:t>85,7 %</w:t>
             </w:r>
           </w:p>
         </w:tc>
@@ -8279,7 +8276,7 @@
           </w:tcPr>
           <w:p>
             <w:r>
-              <w:t>Combinado 60/40</w:t>
+              <w:t>Combinado 20/80</w:t>
             </w:r>
           </w:p>
         </w:tc>
@@ -8297,7 +8294,7 @@
           </w:tcPr>
           <w:p>
             <w:r>
-              <w:t>40</w:t>
+              <w:t>16</w:t>
             </w:r>
           </w:p>
         </w:tc>
@@ -8315,7 +8312,7 @@
           </w:tcPr>
           <w:p>
             <w:r>
-              <w:t>55,0 %</w:t>
+              <w:t>87,5 %</w:t>
             </w:r>
           </w:p>
         </w:tc>
@@ -8351,7 +8348,7 @@
           </w:tcPr>
           <w:p>
             <w:r>
-              <w:t>10,0 %</w:t>
+              <w:t>75,0 %</w:t>
             </w:r>
           </w:p>
         </w:tc>
@@ -8369,7 +8366,7 @@
           </w:tcPr>
           <w:p>
             <w:r>
-              <w:t>18,2 %</w:t>
+              <w:t>85,7 %</w:t>
             </w:r>
           </w:p>
         </w:tc>
@@ -8382,7 +8379,7 @@
     </w:p>
     <w:p>
       <w:r>
-        <w:t>Estos resultados proceden del holdout controlado bilingüe de 40 mensajes, creado tras congelar los modelos y excluido del entrenamiento. El informe conserva hashes y predicciones por caso. Sirve para regresión funcional, no para estimar producción.</w:t>
+        <w:t>Estos resultados proceden de 16 EML locales reservados después de calibrar con otros 40 casos. El informe conserva hashes, escenarios y predicciones por caso. Sirve como evidencia funcional, no para estimar producción.</w:t>
       </w:r>
     </w:p>
     <w:p>
@@ -9317,7 +9314,7 @@
     </w:p>
     <w:p>
       <w:r>
-        <w:t>La validación actual ejecuta 72 pruebas Python y 2 recorridos reales con Chromium. Todas pasan. El recorrido principal levanta backend y Streamlit por separado y verifica un análisis HTTP completo. Las pruebas neuronales rápidas pueden generar ConvergenceWarning esperado; no es un fallo funcional.</w:t>
+        <w:t>La validación actual ejecuta 81 pruebas Python y 2 recorridos reales con Chromium. Todas pasan. Incluye web-backend y el recorrido local Gmail EML-JSON-HTTP-backend-Telegram. Las pruebas neuronales rápidas pueden generar ConvergenceWarning esperado; no es un fallo funcional.</w:t>
       </w:r>
     </w:p>
     <w:p>
@@ -9327,7 +9324,7 @@
     </w:p>
     <w:p>
       <w:r>
-        <w:t>La formulación rigurosa es: 'La rama main ejecuta 72 pruebas Python, 2 recorridos Chromium —incluido cliente web a backend—, CI y un benchmark reproducible'. El holdout de 40 casos está separado del entrenamiento, pero es sintético y no demuestra eficacia universal.</w:t>
+        <w:t>La formulación rigurosa es: 'La rama main ejecuta 81 pruebas Python, 2 recorridos Chromium —incluido cliente web a backend—, CI, calibración y evaluación reproducibles'. Los 16 EML reservados son sintéticos y no demuestran eficacia universal.</w:t>
       </w:r>
     </w:p>
     <w:p>
@@ -9360,7 +9357,7 @@
     </w:p>
     <w:p>
       <w:r>
-        <w:t>El repositorio proporciona un holdout controlado de 40 mensajes (10 por idioma y clase). El evaluador genera accuracy, precisión, recall, F1, accuracy balanceada, VP/VN/FP/FN, hashes y detalle por caso. El modelo neuronal obtuvo 87,5 % de accuracy y 80,0 % de recall; el combinado, 55,0 % y 10,0 %; la heurística, 50,0 % y 0,0 %.</w:t>
+        <w:t>El repositorio separa 40 casos de calibración y 16 EML finales (4 por idioma y clase). El evaluador genera accuracy, precisión, recall, F1, accuracy balanceada, VP/VN/FP/FN, hashes y detalle por caso. En los EML, los tres modos obtuvieron 87,5 % de accuracy, 100,0 % de precisión, 75,0 % de recall y 85,7 % de F1.</w:t>
       </w:r>
     </w:p>
     <w:tbl>
@@ -9406,7 +9403,7 @@
                 <w:color w:val="B27A16"/>
                 <w:sz w:val="20"/>
               </w:rPr>
-              <w:t>Interpretación correcta: el holdout contiene 40 casos controlados y no representativos. El principal hallazgo es el bajo recall del modo combinado; sus pesos y umbral deben calibrarse con validación separada y confirmarse después en un corpus externo.</w:t>
+              <w:t>Interpretación correcta: 40 casos controlados calibran y 16 EML distintos evalúan. El combinado obtiene 87,5 % de accuracy y 75,0 % de recall en esos escenarios, pero la muestra es sintética y debe confirmarse después en un corpus real externo.</w:t>
             </w:r>
           </w:p>
         </w:tc>
@@ -9672,7 +9669,7 @@
         <w:pStyle w:val="Respuestatribunal"/>
       </w:pPr>
       <w:r>
-        <w:t>Es un umbral operativo del prototipo para exigir varias señales sin esperar a una puntuación extrema. No está calibrado de forma definitiva; debe ajustarse con datos representativos y el coste de FP/FN.</w:t>
+        <w:t>El valor 45 se mantuvo porque la rejilla estratificada lo seleccionó junto a la fusión 20/80. Debe confirmarse con un corpus real representativo y con el coste concreto de falsos positivos y negativos.</w:t>
       </w:r>
     </w:p>
     <w:p>
@@ -9680,7 +9677,7 @@
         <w:pStyle w:val="Preguntatribunal"/>
       </w:pPr>
       <w:r>
-        <w:t>¿Por qué pesos 60/40?</w:t>
+        <w:t>¿Por qué pesos 20/80 y alta confianza 70?</w:t>
       </w:r>
     </w:p>
     <w:p>
@@ -9688,7 +9685,7 @@
         <w:pStyle w:val="Respuestatribunal"/>
       </w:pPr>
       <w:r>
-        <w:t>Se prioriza ligeramente la trazabilidad heurística y se usa el modelo como complemento. Son configurables y no se presentan como óptimos; una mejora sería aprenderlos o calibrarlos sobre validación.</w:t>
+        <w:t>La rejilla de calibración sobre 40 casos seleccionó 20 % heurístico y 80 % neuronal, reservando al menos 20 % a cada detector. El nivel 70 conserva una evidencia individual concluyente. Los 16 EML posteriores se evaluaron sin reajustar esos valores.</w:t>
       </w:r>
     </w:p>
     <w:p>
@@ -10707,7 +10704,7 @@
         <w:pStyle w:val="Respuestatribunal"/>
       </w:pPr>
       <w:r>
-        <w:t>TLS, autenticación de inferencia y administración, gestión de secretos, rate limiting, logging seguro, almacenamiento de modelos compartido para réplicas, calibración y evaluación con datos recientes.</w:t>
+        <w:t>TLS, autenticación de inferencia y administración, gestión de secretos, rate limiting, logging seguro, almacenamiento de modelos compartido para réplicas y confirmación externa con datos reales recientes.</w:t>
       </w:r>
     </w:p>
     <w:p>
@@ -11109,7 +11106,7 @@
     </w:p>
     <w:p>
       <w:r>
-        <w:t>normalizar_etiqueta acepta formas habituales de phishing y correo legítimo, con error para valores desconocidos. La rama main ejecuta 72 pruebas Python, 2 pruebas de navegador, CI, evaluación reproducible y benchmark.</w:t>
+        <w:t>normalizar_etiqueta acepta formas habituales de phishing y correo legítimo, con error para valores desconocidos. La rama main ejecuta 81 pruebas Python, 2 pruebas de navegador, CI, calibración, evaluación reproducible y benchmark.</w:t>
       </w:r>
     </w:p>
     <w:p>
@@ -11248,7 +11245,7 @@
               <w:rPr>
                 <w:sz w:val="17"/>
               </w:rPr>
-              <w:t>El ajuste sobre entrenamiento es casi perfecto, pero el holdout controlado no es representativo y no permite generalizar a producción.</w:t>
+              <w:t>El ajuste sobre entrenamiento es casi perfecto, pero los EML sintéticos reservados no son una muestra representativa y no permiten generalizar a producción.</w:t>
             </w:r>
           </w:p>
         </w:tc>
@@ -11324,7 +11321,7 @@
           </w:tcPr>
           <w:p>
             <w:r>
-              <w:t>Todas las 72 pruebas Python y 2 de navegador son una evaluación estadística de producción.</w:t>
+              <w:t>Todas las 81 pruebas Python y 2 de navegador son una evaluación estadística de producción.</w:t>
             </w:r>
           </w:p>
         </w:tc>
@@ -12752,7 +12749,7 @@
                 <w:color w:val="2E74B5"/>
                 <w:sz w:val="20"/>
               </w:rPr>
-              <w:t>Cierre final: He construido un sistema cliente-servidor que normaliza correos de texto, EML o Gmail, evalúa señales explicables y aplica modelos TF-IDF + MLP centrales. Streamlit, extensión y monitor comparten las mismas versiones; el backend puede actualizarse sin distribuir modelos. Sus límites son datos, calibración y controles de producción.</w:t>
+              <w:t>Cierre final: He construido un sistema cliente-servidor que normaliza correos de texto, EML o Gmail, evalúa señales explicables y aplica modelos TF-IDF + MLP centrales. Streamlit, extensión y monitor comparten las mismas versiones; el backend puede actualizarse sin distribuir modelos. Sus límites son la representatividad de los datos, el BEC sin enlace y los controles de producción.</w:t>
             </w:r>
             <w:r>
               <w:rPr>

--- a/Guia_defensa_TFG.docx
+++ b/Guia_defensa_TFG.docx
@@ -90,7 +90,7 @@
         <w:jc w:val="center"/>
       </w:pPr>
       <w:r>
-        <w:t>Versión revisada: 28 de agosto de 2026</w:t>
+        <w:t>Versión revisada: 29 de agosto de 2026</w:t>
       </w:r>
     </w:p>
     <w:p>
@@ -602,12 +602,11 @@
         </w:rPr>
       </w:pPr>
       <w:r>
-        <w:t>Pesos de las 28 señales</w:t>
-      </w:r>
-      <w:r>
+        <w:t>Pesos de las 31 señales</w:t>
         <w:tab/>
         <w:t>8</w:t>
       </w:r>
+      <w:r/>
     </w:p>
     <w:p>
       <w:pPr>
@@ -2714,7 +2713,7 @@
           </w:tcPr>
           <w:p>
             <w:r>
-              <w:t>81 pruebas Python y 2 de navegador; benchmark de arranque y evaluación prudente.</w:t>
+              <w:t>87 pruebas Python y 2 de navegador; benchmark de arranque y evaluación prudente.</w:t>
             </w:r>
           </w:p>
         </w:tc>
@@ -3788,11 +3787,10 @@
       </w:pPr>
       <w:r>
         <w:t>4.</w:t>
-      </w:r>
-      <w:r>
         <w:tab/>
-        <w:t>SignalBuilder ejecuta 28 reglas agrupadas por identidad, autenticación/URLs, contenido y HTML/adjuntos.</w:t>
-      </w:r>
+        <w:t>SignalBuilder ejecuta 31 reglas agrupadas por identidad, autenticación/URLs, contenido y HTML/adjuntos.</w:t>
+      </w:r>
+      <w:r/>
     </w:p>
     <w:p>
       <w:pPr>
@@ -3863,7 +3861,7 @@
       <w:r>
         <w:t>9.</w:t>
         <w:tab/>
-        <w:t>En modo combinado se calcula una media ponderada; por defecto 20 % heurística y 80 % neuronal, con alta confianza 70.</w:t>
+        <w:t>En modo combinado se calcula una media ponderada; por defecto 35 % heurística y 65 % neuronal, con alta confianza 70.</w:t>
       </w:r>
       <w:r/>
     </w:p>
@@ -4851,7 +4849,7 @@
               <w:rPr>
                 <w:sz w:val="17"/>
               </w:rPr>
-              <w:t>Urgencia, saludo genérico, credenciales, asunto, referencias a archivos.</w:t>
+              <w:t>Urgencia, saludo genérico, credenciales, asunto, referencias a archivos y patrones BEC.</w:t>
             </w:r>
           </w:p>
         </w:tc>
@@ -4975,7 +4973,7 @@
     </w:p>
     <w:p>
       <w:r>
-        <w:t>Cada señal activa aporta un peso. La suma se multiplica por 100 y se limita entre 0 y 100. Los 27 pesos positivos suman 1,97; por tanto, varios indicadores pueden saturar la puntuación y el límite evita superar 100. La firma o cifrado S/MIME/PGP resta 0,03, porque constituye una evidencia débil de autenticidad, nunca una garantía.</w:t>
+        <w:t>Cada señal activa aporta un peso. La suma se multiplica por 100 y se limita entre 0 y 100. Los 30 pesos positivos suman 2,21. Además, la coincidencia de los tres indicios BEC añade un refuerzo de 0,46; los indicios aislados conservan peso bajo. El límite evita superar 100. La firma o cifrado S/MIME/PGP resta 0,03, porque constituye una evidencia débil de autenticidad, nunca una garantía.</w:t>
       </w:r>
     </w:p>
     <w:p>
@@ -4986,15 +4984,14 @@
       </w:pPr>
       <w:r>
         <w:t>riesgo_heurístico = clamp(100 * suma(peso_i * señal_i), 0, 100)</w:t>
-      </w:r>
-      <w:r>
         <w:br/>
-        <w:t>phishing_heurístico = riesgo_heurístico &gt;= 45</w:t>
-      </w:r>
-    </w:p>
-    <w:p>
-      <w:r>
-        <w:t>El umbral 45 fue seleccionado por la rejilla estratificada de 40 casos junto a la fusión 20/80. Sigue siendo un parámetro ajustable: para producción habría que confirmarlo sobre datos reales representativos, con una curva precision-recall y costes explícitos de falsos positivos y falsos negativos.</w:t>
+        <w:t>phishing_heurístico = riesgo_heurístico &gt;= 26</w:t>
+      </w:r>
+      <w:r/>
+    </w:p>
+    <w:p>
+      <w:r>
+        <w:t>El umbral 26 fue seleccionado por la rejilla estratificada de 40 casos junto a la fusión 35/65. Sigue siendo un parámetro ajustable: para producción habría que confirmarlo sobre datos reales independientes, con una curva precision-recall y costes explícitos de falsos positivos y falsos negativos.</w:t>
       </w:r>
     </w:p>
     <w:p>
@@ -5003,7 +5000,7 @@
       </w:pPr>
       <w:bookmarkStart w:id="18" w:name="_Toc237284373"/>
       <w:r>
-        <w:t>Pesos de las 28 señales</w:t>
+        <w:t>Pesos de las 31 señales</w:t>
       </w:r>
       <w:bookmarkEnd w:id="18"/>
     </w:p>
@@ -5047,15 +5044,7 @@
             <w:vAlign w:val="center"/>
           </w:tcPr>
           <w:p>
-            <w:pPr>
-              <w:spacing w:after="0" w:line="252" w:lineRule="auto"/>
-            </w:pPr>
-            <w:r>
-              <w:rPr>
-                <w:b/>
-                <w:color w:val="1F4D78"/>
-                <w:sz w:val="17"/>
-              </w:rPr>
+            <w:r>
               <w:t>Señal</w:t>
             </w:r>
           </w:p>
@@ -5073,15 +5062,7 @@
             <w:vAlign w:val="center"/>
           </w:tcPr>
           <w:p>
-            <w:pPr>
-              <w:spacing w:after="0" w:line="252" w:lineRule="auto"/>
-            </w:pPr>
-            <w:r>
-              <w:rPr>
-                <w:b/>
-                <w:color w:val="1F4D78"/>
-                <w:sz w:val="17"/>
-              </w:rPr>
+            <w:r>
               <w:t>Peso</w:t>
             </w:r>
           </w:p>
@@ -5099,15 +5080,7 @@
             <w:vAlign w:val="center"/>
           </w:tcPr>
           <w:p>
-            <w:pPr>
-              <w:spacing w:after="0" w:line="252" w:lineRule="auto"/>
-            </w:pPr>
-            <w:r>
-              <w:rPr>
-                <w:b/>
-                <w:color w:val="1F4D78"/>
-                <w:sz w:val="17"/>
-              </w:rPr>
+            <w:r>
               <w:t>Señal</w:t>
             </w:r>
           </w:p>
@@ -5125,15 +5098,7 @@
             <w:vAlign w:val="center"/>
           </w:tcPr>
           <w:p>
-            <w:pPr>
-              <w:spacing w:after="0" w:line="252" w:lineRule="auto"/>
-            </w:pPr>
-            <w:r>
-              <w:rPr>
-                <w:b/>
-                <w:color w:val="1F4D78"/>
-                <w:sz w:val="17"/>
-              </w:rPr>
+            <w:r>
               <w:t>Peso</w:t>
             </w:r>
           </w:p>
@@ -5156,13 +5121,7 @@
             <w:vAlign w:val="center"/>
           </w:tcPr>
           <w:p>
-            <w:pPr>
-              <w:spacing w:after="0" w:line="252" w:lineRule="auto"/>
-            </w:pPr>
-            <w:r>
-              <w:rPr>
-                <w:sz w:val="17"/>
-              </w:rPr>
+            <w:r>
               <w:t>Reply-To diferente</w:t>
             </w:r>
           </w:p>
@@ -5180,13 +5139,7 @@
             <w:vAlign w:val="center"/>
           </w:tcPr>
           <w:p>
-            <w:pPr>
-              <w:spacing w:after="0" w:line="252" w:lineRule="auto"/>
-            </w:pPr>
-            <w:r>
-              <w:rPr>
-                <w:sz w:val="17"/>
-              </w:rPr>
+            <w:r>
               <w:t>14</w:t>
             </w:r>
           </w:p>
@@ -5204,13 +5157,7 @@
             <w:vAlign w:val="center"/>
           </w:tcPr>
           <w:p>
-            <w:pPr>
-              <w:spacing w:after="0" w:line="252" w:lineRule="auto"/>
-            </w:pPr>
-            <w:r>
-              <w:rPr>
-                <w:sz w:val="17"/>
-              </w:rPr>
+            <w:r>
               <w:t>Nombre visible engañoso</w:t>
             </w:r>
           </w:p>
@@ -5228,13 +5175,7 @@
             <w:vAlign w:val="center"/>
           </w:tcPr>
           <w:p>
-            <w:pPr>
-              <w:spacing w:after="0" w:line="252" w:lineRule="auto"/>
-            </w:pPr>
-            <w:r>
-              <w:rPr>
-                <w:sz w:val="17"/>
-              </w:rPr>
+            <w:r>
               <w:t>14</w:t>
             </w:r>
           </w:p>
@@ -5257,13 +5198,7 @@
             <w:vAlign w:val="center"/>
           </w:tcPr>
           <w:p>
-            <w:pPr>
-              <w:spacing w:after="0" w:line="252" w:lineRule="auto"/>
-            </w:pPr>
-            <w:r>
-              <w:rPr>
-                <w:sz w:val="17"/>
-              </w:rPr>
+            <w:r>
               <w:t>Marca engañosa</w:t>
             </w:r>
           </w:p>
@@ -5281,13 +5216,7 @@
             <w:vAlign w:val="center"/>
           </w:tcPr>
           <w:p>
-            <w:pPr>
-              <w:spacing w:after="0" w:line="252" w:lineRule="auto"/>
-            </w:pPr>
-            <w:r>
-              <w:rPr>
-                <w:sz w:val="17"/>
-              </w:rPr>
+            <w:r>
               <w:t>10</w:t>
             </w:r>
           </w:p>
@@ -5305,13 +5234,7 @@
             <w:vAlign w:val="center"/>
           </w:tcPr>
           <w:p>
-            <w:pPr>
-              <w:spacing w:after="0" w:line="252" w:lineRule="auto"/>
-            </w:pPr>
-            <w:r>
-              <w:rPr>
-                <w:sz w:val="17"/>
-              </w:rPr>
+            <w:r>
               <w:t>Cabecera de spoofing</w:t>
             </w:r>
           </w:p>
@@ -5329,13 +5252,7 @@
             <w:vAlign w:val="center"/>
           </w:tcPr>
           <w:p>
-            <w:pPr>
-              <w:spacing w:after="0" w:line="252" w:lineRule="auto"/>
-            </w:pPr>
-            <w:r>
-              <w:rPr>
-                <w:sz w:val="17"/>
-              </w:rPr>
+            <w:r>
               <w:t>10</w:t>
             </w:r>
           </w:p>
@@ -5358,13 +5275,7 @@
             <w:vAlign w:val="center"/>
           </w:tcPr>
           <w:p>
-            <w:pPr>
-              <w:spacing w:after="0" w:line="252" w:lineRule="auto"/>
-            </w:pPr>
-            <w:r>
-              <w:rPr>
-                <w:sz w:val="17"/>
-              </w:rPr>
+            <w:r>
               <w:t>Enlaces sospechosos</w:t>
             </w:r>
           </w:p>
@@ -5382,13 +5293,7 @@
             <w:vAlign w:val="center"/>
           </w:tcPr>
           <w:p>
-            <w:pPr>
-              <w:spacing w:after="0" w:line="252" w:lineRule="auto"/>
-            </w:pPr>
-            <w:r>
-              <w:rPr>
-                <w:sz w:val="17"/>
-              </w:rPr>
+            <w:r>
               <w:t>10</w:t>
             </w:r>
           </w:p>
@@ -5406,13 +5311,7 @@
             <w:vAlign w:val="center"/>
           </w:tcPr>
           <w:p>
-            <w:pPr>
-              <w:spacing w:after="0" w:line="252" w:lineRule="auto"/>
-            </w:pPr>
-            <w:r>
-              <w:rPr>
-                <w:sz w:val="17"/>
-              </w:rPr>
+            <w:r>
               <w:t>Dominio en blacklist local</w:t>
             </w:r>
           </w:p>
@@ -5430,13 +5329,7 @@
             <w:vAlign w:val="center"/>
           </w:tcPr>
           <w:p>
-            <w:pPr>
-              <w:spacing w:after="0" w:line="252" w:lineRule="auto"/>
-            </w:pPr>
-            <w:r>
-              <w:rPr>
-                <w:sz w:val="17"/>
-              </w:rPr>
+            <w:r>
               <w:t>10</w:t>
             </w:r>
           </w:p>
@@ -5459,13 +5352,7 @@
             <w:vAlign w:val="center"/>
           </w:tcPr>
           <w:p>
-            <w:pPr>
-              <w:spacing w:after="0" w:line="252" w:lineRule="auto"/>
-            </w:pPr>
-            <w:r>
-              <w:rPr>
-                <w:sz w:val="17"/>
-              </w:rPr>
+            <w:r>
               <w:t>Autenticación fallida</w:t>
             </w:r>
           </w:p>
@@ -5483,13 +5370,7 @@
             <w:vAlign w:val="center"/>
           </w:tcPr>
           <w:p>
-            <w:pPr>
-              <w:spacing w:after="0" w:line="252" w:lineRule="auto"/>
-            </w:pPr>
-            <w:r>
-              <w:rPr>
-                <w:sz w:val="17"/>
-              </w:rPr>
+            <w:r>
               <w:t>14</w:t>
             </w:r>
           </w:p>
@@ -5507,13 +5388,7 @@
             <w:vAlign w:val="center"/>
           </w:tcPr>
           <w:p>
-            <w:pPr>
-              <w:spacing w:after="0" w:line="252" w:lineRule="auto"/>
-            </w:pPr>
-            <w:r>
-              <w:rPr>
-                <w:sz w:val="17"/>
-              </w:rPr>
+            <w:r>
               <w:t>DMARC fallido</w:t>
             </w:r>
           </w:p>
@@ -5531,13 +5406,7 @@
             <w:vAlign w:val="center"/>
           </w:tcPr>
           <w:p>
-            <w:pPr>
-              <w:spacing w:after="0" w:line="252" w:lineRule="auto"/>
-            </w:pPr>
-            <w:r>
-              <w:rPr>
-                <w:sz w:val="17"/>
-              </w:rPr>
+            <w:r>
               <w:t>8</w:t>
             </w:r>
           </w:p>
@@ -5560,13 +5429,7 @@
             <w:vAlign w:val="center"/>
           </w:tcPr>
           <w:p>
-            <w:pPr>
-              <w:spacing w:after="0" w:line="252" w:lineRule="auto"/>
-            </w:pPr>
-            <w:r>
-              <w:rPr>
-                <w:sz w:val="17"/>
-              </w:rPr>
+            <w:r>
               <w:t>DKIM mal formado</w:t>
             </w:r>
           </w:p>
@@ -5584,13 +5447,7 @@
             <w:vAlign w:val="center"/>
           </w:tcPr>
           <w:p>
-            <w:pPr>
-              <w:spacing w:after="0" w:line="252" w:lineRule="auto"/>
-            </w:pPr>
-            <w:r>
-              <w:rPr>
-                <w:sz w:val="17"/>
-              </w:rPr>
+            <w:r>
               <w:t>5</w:t>
             </w:r>
           </w:p>
@@ -5608,13 +5465,7 @@
             <w:vAlign w:val="center"/>
           </w:tcPr>
           <w:p>
-            <w:pPr>
-              <w:spacing w:after="0" w:line="252" w:lineRule="auto"/>
-            </w:pPr>
-            <w:r>
-              <w:rPr>
-                <w:sz w:val="17"/>
-              </w:rPr>
+            <w:r>
               <w:t>Received sospechoso</w:t>
             </w:r>
           </w:p>
@@ -5632,13 +5483,7 @@
             <w:vAlign w:val="center"/>
           </w:tcPr>
           <w:p>
-            <w:pPr>
-              <w:spacing w:after="0" w:line="252" w:lineRule="auto"/>
-            </w:pPr>
-            <w:r>
-              <w:rPr>
-                <w:sz w:val="17"/>
-              </w:rPr>
+            <w:r>
               <w:t>8</w:t>
             </w:r>
           </w:p>
@@ -5661,13 +5506,7 @@
             <w:vAlign w:val="center"/>
           </w:tcPr>
           <w:p>
-            <w:pPr>
-              <w:spacing w:after="0" w:line="252" w:lineRule="auto"/>
-            </w:pPr>
-            <w:r>
-              <w:rPr>
-                <w:sz w:val="17"/>
-              </w:rPr>
+            <w:r>
               <w:t>Saludo genérico</w:t>
             </w:r>
           </w:p>
@@ -5685,13 +5524,7 @@
             <w:vAlign w:val="center"/>
           </w:tcPr>
           <w:p>
-            <w:pPr>
-              <w:spacing w:after="0" w:line="252" w:lineRule="auto"/>
-            </w:pPr>
-            <w:r>
-              <w:rPr>
-                <w:sz w:val="17"/>
-              </w:rPr>
+            <w:r>
               <w:t>6</w:t>
             </w:r>
           </w:p>
@@ -5709,13 +5542,7 @@
             <w:vAlign w:val="center"/>
           </w:tcPr>
           <w:p>
-            <w:pPr>
-              <w:spacing w:after="0" w:line="252" w:lineRule="auto"/>
-            </w:pPr>
-            <w:r>
-              <w:rPr>
-                <w:sz w:val="17"/>
-              </w:rPr>
+            <w:r>
               <w:t>Solicitud de credenciales</w:t>
             </w:r>
           </w:p>
@@ -5733,13 +5560,7 @@
             <w:vAlign w:val="center"/>
           </w:tcPr>
           <w:p>
-            <w:pPr>
-              <w:spacing w:after="0" w:line="252" w:lineRule="auto"/>
-            </w:pPr>
-            <w:r>
-              <w:rPr>
-                <w:sz w:val="17"/>
-              </w:rPr>
+            <w:r>
               <w:t>6</w:t>
             </w:r>
           </w:p>
@@ -5762,14 +5583,8 @@
             <w:vAlign w:val="center"/>
           </w:tcPr>
           <w:p>
-            <w:pPr>
-              <w:spacing w:after="0" w:line="252" w:lineRule="auto"/>
-            </w:pPr>
-            <w:r>
-              <w:rPr>
-                <w:sz w:val="17"/>
-              </w:rPr>
-              <w:t>Message-ID sospechoso</w:t>
+            <w:r>
+              <w:t>Cambio de datos bancarios</w:t>
             </w:r>
           </w:p>
         </w:tc>
@@ -5786,14 +5601,8 @@
             <w:vAlign w:val="center"/>
           </w:tcPr>
           <w:p>
-            <w:pPr>
-              <w:spacing w:after="0" w:line="252" w:lineRule="auto"/>
-            </w:pPr>
-            <w:r>
-              <w:rPr>
-                <w:sz w:val="17"/>
-              </w:rPr>
-              <w:t>6</w:t>
+            <w:r>
+              <w:t>8</w:t>
             </w:r>
           </w:p>
         </w:tc>
@@ -5810,14 +5619,8 @@
             <w:vAlign w:val="center"/>
           </w:tcPr>
           <w:p>
-            <w:pPr>
-              <w:spacing w:after="0" w:line="252" w:lineRule="auto"/>
-            </w:pPr>
-            <w:r>
-              <w:rPr>
-                <w:sz w:val="17"/>
-              </w:rPr>
-              <w:t>Meta refresh</w:t>
+            <w:r>
+              <w:t>Transferencia urgente</w:t>
             </w:r>
           </w:p>
         </w:tc>
@@ -5834,14 +5637,8 @@
             <w:vAlign w:val="center"/>
           </w:tcPr>
           <w:p>
-            <w:pPr>
-              <w:spacing w:after="0" w:line="252" w:lineRule="auto"/>
-            </w:pPr>
-            <w:r>
-              <w:rPr>
-                <w:sz w:val="17"/>
-              </w:rPr>
-              <w:t>6</w:t>
+            <w:r>
+              <w:t>8</w:t>
             </w:r>
           </w:p>
         </w:tc>
@@ -5863,14 +5660,8 @@
             <w:vAlign w:val="center"/>
           </w:tcPr>
           <w:p>
-            <w:pPr>
-              <w:spacing w:after="0" w:line="252" w:lineRule="auto"/>
-            </w:pPr>
-            <w:r>
-              <w:rPr>
-                <w:sz w:val="17"/>
-              </w:rPr>
-              <w:t>Redirección JavaScript</w:t>
+            <w:r>
+              <w:t>Suplantación ejecutiva</w:t>
             </w:r>
           </w:p>
         </w:tc>
@@ -5887,14 +5678,8 @@
             <w:vAlign w:val="center"/>
           </w:tcPr>
           <w:p>
-            <w:pPr>
-              <w:spacing w:after="0" w:line="252" w:lineRule="auto"/>
-            </w:pPr>
-            <w:r>
-              <w:rPr>
-                <w:sz w:val="17"/>
-              </w:rPr>
-              <w:t>6</w:t>
+            <w:r>
+              <w:t>8</w:t>
             </w:r>
           </w:p>
         </w:tc>
@@ -5911,14 +5696,8 @@
             <w:vAlign w:val="center"/>
           </w:tcPr>
           <w:p>
-            <w:pPr>
-              <w:spacing w:after="0" w:line="252" w:lineRule="auto"/>
-            </w:pPr>
-            <w:r>
-              <w:rPr>
-                <w:sz w:val="17"/>
-              </w:rPr>
-              <w:t>HTML sospechoso</w:t>
+            <w:r>
+              <w:t>Message-ID sospechoso</w:t>
             </w:r>
           </w:p>
         </w:tc>
@@ -5935,13 +5714,7 @@
             <w:vAlign w:val="center"/>
           </w:tcPr>
           <w:p>
-            <w:pPr>
-              <w:spacing w:after="0" w:line="252" w:lineRule="auto"/>
-            </w:pPr>
-            <w:r>
-              <w:rPr>
-                <w:sz w:val="17"/>
-              </w:rPr>
+            <w:r>
               <w:t>6</w:t>
             </w:r>
           </w:p>
@@ -5964,14 +5737,8 @@
             <w:vAlign w:val="center"/>
           </w:tcPr>
           <w:p>
-            <w:pPr>
-              <w:spacing w:after="0" w:line="252" w:lineRule="auto"/>
-            </w:pPr>
-            <w:r>
-              <w:rPr>
-                <w:sz w:val="17"/>
-              </w:rPr>
-              <w:t>Adjunto sospechoso</w:t>
+            <w:r>
+              <w:t>Meta refresh</w:t>
             </w:r>
           </w:p>
         </w:tc>
@@ -5988,13 +5755,7 @@
             <w:vAlign w:val="center"/>
           </w:tcPr>
           <w:p>
-            <w:pPr>
-              <w:spacing w:after="0" w:line="252" w:lineRule="auto"/>
-            </w:pPr>
-            <w:r>
-              <w:rPr>
-                <w:sz w:val="17"/>
-              </w:rPr>
+            <w:r>
               <w:t>6</w:t>
             </w:r>
           </w:p>
@@ -6012,14 +5773,8 @@
             <w:vAlign w:val="center"/>
           </w:tcPr>
           <w:p>
-            <w:pPr>
-              <w:spacing w:after="0" w:line="252" w:lineRule="auto"/>
-            </w:pPr>
-            <w:r>
-              <w:rPr>
-                <w:sz w:val="17"/>
-              </w:rPr>
-              <w:t>Lenguaje urgente</w:t>
+            <w:r>
+              <w:t>Redirección JavaScript</w:t>
             </w:r>
           </w:p>
         </w:tc>
@@ -6036,13 +5791,7 @@
             <w:vAlign w:val="center"/>
           </w:tcPr>
           <w:p>
-            <w:pPr>
-              <w:spacing w:after="0" w:line="252" w:lineRule="auto"/>
-            </w:pPr>
-            <w:r>
-              <w:rPr>
-                <w:sz w:val="17"/>
-              </w:rPr>
+            <w:r>
               <w:t>6</w:t>
             </w:r>
           </w:p>
@@ -6065,14 +5814,8 @@
             <w:vAlign w:val="center"/>
           </w:tcPr>
           <w:p>
-            <w:pPr>
-              <w:spacing w:after="0" w:line="252" w:lineRule="auto"/>
-            </w:pPr>
-            <w:r>
-              <w:rPr>
-                <w:sz w:val="17"/>
-              </w:rPr>
-              <w:t>Asunto sospechoso</w:t>
+            <w:r>
+              <w:t>HTML sospechoso</w:t>
             </w:r>
           </w:p>
         </w:tc>
@@ -6089,14 +5832,8 @@
             <w:vAlign w:val="center"/>
           </w:tcPr>
           <w:p>
-            <w:pPr>
-              <w:spacing w:after="0" w:line="252" w:lineRule="auto"/>
-            </w:pPr>
-            <w:r>
-              <w:rPr>
-                <w:sz w:val="17"/>
-              </w:rPr>
-              <w:t>5</w:t>
+            <w:r>
+              <w:t>6</w:t>
             </w:r>
           </w:p>
         </w:tc>
@@ -6113,14 +5850,8 @@
             <w:vAlign w:val="center"/>
           </w:tcPr>
           <w:p>
-            <w:pPr>
-              <w:spacing w:after="0" w:line="252" w:lineRule="auto"/>
-            </w:pPr>
-            <w:r>
-              <w:rPr>
-                <w:sz w:val="17"/>
-              </w:rPr>
-              <w:t>Parámetros URL sospechosos</w:t>
+            <w:r>
+              <w:t>Adjunto sospechoso</w:t>
             </w:r>
           </w:p>
         </w:tc>
@@ -6137,14 +5868,8 @@
             <w:vAlign w:val="center"/>
           </w:tcPr>
           <w:p>
-            <w:pPr>
-              <w:spacing w:after="0" w:line="252" w:lineRule="auto"/>
-            </w:pPr>
-            <w:r>
-              <w:rPr>
-                <w:sz w:val="17"/>
-              </w:rPr>
-              <w:t>5</w:t>
+            <w:r>
+              <w:t>6</w:t>
             </w:r>
           </w:p>
         </w:tc>
@@ -6166,14 +5891,8 @@
             <w:vAlign w:val="center"/>
           </w:tcPr>
           <w:p>
-            <w:pPr>
-              <w:spacing w:after="0" w:line="252" w:lineRule="auto"/>
-            </w:pPr>
-            <w:r>
-              <w:rPr>
-                <w:sz w:val="17"/>
-              </w:rPr>
-              <w:t>Punycode/Unicode</w:t>
+            <w:r>
+              <w:t>Lenguaje urgente</w:t>
             </w:r>
           </w:p>
         </w:tc>
@@ -6190,62 +5909,44 @@
             <w:vAlign w:val="center"/>
           </w:tcPr>
           <w:p>
-            <w:pPr>
-              <w:spacing w:after="0" w:line="252" w:lineRule="auto"/>
-            </w:pPr>
-            <w:r>
-              <w:rPr>
-                <w:sz w:val="17"/>
-              </w:rPr>
+            <w:r>
+              <w:t>6</w:t>
+            </w:r>
+          </w:p>
+        </w:tc>
+        <w:tc>
+          <w:tcPr>
+            <w:tcW w:w="4120" w:type="dxa"/>
+            <w:shd w:val="clear" w:color="auto" w:fill="FFFFFF"/>
+            <w:tcMar>
+              <w:top w:w="80" w:type="dxa"/>
+              <w:left w:w="120" w:type="dxa"/>
+              <w:bottom w:w="80" w:type="dxa"/>
+              <w:right w:w="120" w:type="dxa"/>
+            </w:tcMar>
+            <w:vAlign w:val="center"/>
+          </w:tcPr>
+          <w:p>
+            <w:r>
+              <w:t>Asunto sospechoso</w:t>
+            </w:r>
+          </w:p>
+        </w:tc>
+        <w:tc>
+          <w:tcPr>
+            <w:tcW w:w="900" w:type="dxa"/>
+            <w:shd w:val="clear" w:color="auto" w:fill="FFFFFF"/>
+            <w:tcMar>
+              <w:top w:w="80" w:type="dxa"/>
+              <w:left w:w="120" w:type="dxa"/>
+              <w:bottom w:w="80" w:type="dxa"/>
+              <w:right w:w="120" w:type="dxa"/>
+            </w:tcMar>
+            <w:vAlign w:val="center"/>
+          </w:tcPr>
+          <w:p>
+            <w:r>
               <w:t>5</w:t>
-            </w:r>
-          </w:p>
-        </w:tc>
-        <w:tc>
-          <w:tcPr>
-            <w:tcW w:w="4120" w:type="dxa"/>
-            <w:shd w:val="clear" w:color="auto" w:fill="FFFFFF"/>
-            <w:tcMar>
-              <w:top w:w="80" w:type="dxa"/>
-              <w:left w:w="120" w:type="dxa"/>
-              <w:bottom w:w="80" w:type="dxa"/>
-              <w:right w:w="120" w:type="dxa"/>
-            </w:tcMar>
-            <w:vAlign w:val="center"/>
-          </w:tcPr>
-          <w:p>
-            <w:pPr>
-              <w:spacing w:after="0" w:line="252" w:lineRule="auto"/>
-            </w:pPr>
-            <w:r>
-              <w:rPr>
-                <w:sz w:val="17"/>
-              </w:rPr>
-              <w:t>Incoherencia remitente</w:t>
-            </w:r>
-          </w:p>
-        </w:tc>
-        <w:tc>
-          <w:tcPr>
-            <w:tcW w:w="900" w:type="dxa"/>
-            <w:shd w:val="clear" w:color="auto" w:fill="FFFFFF"/>
-            <w:tcMar>
-              <w:top w:w="80" w:type="dxa"/>
-              <w:left w:w="120" w:type="dxa"/>
-              <w:bottom w:w="80" w:type="dxa"/>
-              <w:right w:w="120" w:type="dxa"/>
-            </w:tcMar>
-            <w:vAlign w:val="center"/>
-          </w:tcPr>
-          <w:p>
-            <w:pPr>
-              <w:spacing w:after="0" w:line="252" w:lineRule="auto"/>
-            </w:pPr>
-            <w:r>
-              <w:rPr>
-                <w:sz w:val="17"/>
-              </w:rPr>
-              <w:t>8</w:t>
             </w:r>
           </w:p>
         </w:tc>
@@ -6267,14 +5968,8 @@
             <w:vAlign w:val="center"/>
           </w:tcPr>
           <w:p>
-            <w:pPr>
-              <w:spacing w:after="0" w:line="252" w:lineRule="auto"/>
-            </w:pPr>
-            <w:r>
-              <w:rPr>
-                <w:sz w:val="17"/>
-              </w:rPr>
-              <w:t>Acortador</w:t>
+            <w:r>
+              <w:t>Parámetros URL sospechosos</w:t>
             </w:r>
           </w:p>
         </w:tc>
@@ -6291,13 +5986,7 @@
             <w:vAlign w:val="center"/>
           </w:tcPr>
           <w:p>
-            <w:pPr>
-              <w:spacing w:after="0" w:line="252" w:lineRule="auto"/>
-            </w:pPr>
-            <w:r>
-              <w:rPr>
-                <w:sz w:val="17"/>
-              </w:rPr>
+            <w:r>
               <w:t>5</w:t>
             </w:r>
           </w:p>
@@ -6315,14 +6004,8 @@
             <w:vAlign w:val="center"/>
           </w:tcPr>
           <w:p>
-            <w:pPr>
-              <w:spacing w:after="0" w:line="252" w:lineRule="auto"/>
-            </w:pPr>
-            <w:r>
-              <w:rPr>
-                <w:sz w:val="17"/>
-              </w:rPr>
-              <w:t>Texto de enlace distinto</w:t>
+            <w:r>
+              <w:t>Punycode/Unicode</w:t>
             </w:r>
           </w:p>
         </w:tc>
@@ -6339,13 +6022,7 @@
             <w:vAlign w:val="center"/>
           </w:tcPr>
           <w:p>
-            <w:pPr>
-              <w:spacing w:after="0" w:line="252" w:lineRule="auto"/>
-            </w:pPr>
-            <w:r>
-              <w:rPr>
-                <w:sz w:val="17"/>
-              </w:rPr>
+            <w:r>
               <w:t>5</w:t>
             </w:r>
           </w:p>
@@ -6368,14 +6045,8 @@
             <w:vAlign w:val="center"/>
           </w:tcPr>
           <w:p>
-            <w:pPr>
-              <w:spacing w:after="0" w:line="252" w:lineRule="auto"/>
-            </w:pPr>
-            <w:r>
-              <w:rPr>
-                <w:sz w:val="17"/>
-              </w:rPr>
-              <w:t>Formulario HTML</w:t>
+            <w:r>
+              <w:t>Incoherencia remitente</w:t>
             </w:r>
           </w:p>
         </w:tc>
@@ -6392,14 +6063,8 @@
             <w:vAlign w:val="center"/>
           </w:tcPr>
           <w:p>
-            <w:pPr>
-              <w:spacing w:after="0" w:line="252" w:lineRule="auto"/>
-            </w:pPr>
-            <w:r>
-              <w:rPr>
-                <w:sz w:val="17"/>
-              </w:rPr>
-              <w:t>4</w:t>
+            <w:r>
+              <w:t>8</w:t>
             </w:r>
           </w:p>
         </w:tc>
@@ -6416,14 +6081,8 @@
             <w:vAlign w:val="center"/>
           </w:tcPr>
           <w:p>
-            <w:pPr>
-              <w:spacing w:after="0" w:line="252" w:lineRule="auto"/>
-            </w:pPr>
-            <w:r>
-              <w:rPr>
-                <w:sz w:val="17"/>
-              </w:rPr>
-              <w:t>Action sospechoso</w:t>
+            <w:r>
+              <w:t>Acortador</w:t>
             </w:r>
           </w:p>
         </w:tc>
@@ -6440,13 +6099,7 @@
             <w:vAlign w:val="center"/>
           </w:tcPr>
           <w:p>
-            <w:pPr>
-              <w:spacing w:after="0" w:line="252" w:lineRule="auto"/>
-            </w:pPr>
-            <w:r>
-              <w:rPr>
-                <w:sz w:val="17"/>
-              </w:rPr>
+            <w:r>
               <w:t>5</w:t>
             </w:r>
           </w:p>
@@ -6469,87 +6122,149 @@
             <w:vAlign w:val="center"/>
           </w:tcPr>
           <w:p>
-            <w:pPr>
-              <w:spacing w:after="0" w:line="252" w:lineRule="auto"/>
-            </w:pPr>
-            <w:r>
-              <w:rPr>
-                <w:sz w:val="17"/>
-              </w:rPr>
+            <w:r>
+              <w:t>Texto de enlace distinto</w:t>
+            </w:r>
+          </w:p>
+        </w:tc>
+        <w:tc>
+          <w:tcPr>
+            <w:tcW w:w="900" w:type="dxa"/>
+            <w:shd w:val="clear" w:color="auto" w:fill="FFFFFF"/>
+            <w:tcMar>
+              <w:top w:w="80" w:type="dxa"/>
+              <w:left w:w="120" w:type="dxa"/>
+              <w:bottom w:w="80" w:type="dxa"/>
+              <w:right w:w="120" w:type="dxa"/>
+            </w:tcMar>
+            <w:vAlign w:val="center"/>
+          </w:tcPr>
+          <w:p>
+            <w:r>
+              <w:t>5</w:t>
+            </w:r>
+          </w:p>
+        </w:tc>
+        <w:tc>
+          <w:tcPr>
+            <w:tcW w:w="4120" w:type="dxa"/>
+            <w:shd w:val="clear" w:color="auto" w:fill="FFFFFF"/>
+            <w:tcMar>
+              <w:top w:w="80" w:type="dxa"/>
+              <w:left w:w="120" w:type="dxa"/>
+              <w:bottom w:w="80" w:type="dxa"/>
+              <w:right w:w="120" w:type="dxa"/>
+            </w:tcMar>
+            <w:vAlign w:val="center"/>
+          </w:tcPr>
+          <w:p>
+            <w:r>
+              <w:t>Formulario HTML</w:t>
+            </w:r>
+          </w:p>
+        </w:tc>
+        <w:tc>
+          <w:tcPr>
+            <w:tcW w:w="900" w:type="dxa"/>
+            <w:shd w:val="clear" w:color="auto" w:fill="FFFFFF"/>
+            <w:tcMar>
+              <w:top w:w="80" w:type="dxa"/>
+              <w:left w:w="120" w:type="dxa"/>
+              <w:bottom w:w="80" w:type="dxa"/>
+              <w:right w:w="120" w:type="dxa"/>
+            </w:tcMar>
+            <w:vAlign w:val="center"/>
+          </w:tcPr>
+          <w:p>
+            <w:r>
+              <w:t>4</w:t>
+            </w:r>
+          </w:p>
+        </w:tc>
+      </w:tr>
+      <w:tr>
+        <w:trPr>
+          <w:cantSplit/>
+        </w:trPr>
+        <w:tc>
+          <w:tcPr>
+            <w:tcW w:type="dxa" w:w="3440"/>
+          </w:tcPr>
+          <w:p>
+            <w:r>
+              <w:t>Action sospechoso</w:t>
+            </w:r>
+          </w:p>
+        </w:tc>
+        <w:tc>
+          <w:tcPr>
+            <w:tcW w:type="dxa" w:w="900"/>
+          </w:tcPr>
+          <w:p>
+            <w:r>
+              <w:t>5</w:t>
+            </w:r>
+          </w:p>
+        </w:tc>
+        <w:tc>
+          <w:tcPr>
+            <w:tcW w:type="dxa" w:w="4120"/>
+          </w:tcPr>
+          <w:p>
+            <w:r>
               <w:t>Referencia a archivo</w:t>
             </w:r>
           </w:p>
         </w:tc>
         <w:tc>
           <w:tcPr>
-            <w:tcW w:w="900" w:type="dxa"/>
-            <w:shd w:val="clear" w:color="auto" w:fill="FFFFFF"/>
-            <w:tcMar>
-              <w:top w:w="80" w:type="dxa"/>
-              <w:left w:w="120" w:type="dxa"/>
-              <w:bottom w:w="80" w:type="dxa"/>
-              <w:right w:w="120" w:type="dxa"/>
-            </w:tcMar>
-            <w:vAlign w:val="center"/>
-          </w:tcPr>
-          <w:p>
-            <w:pPr>
-              <w:spacing w:after="0" w:line="252" w:lineRule="auto"/>
-            </w:pPr>
-            <w:r>
-              <w:rPr>
-                <w:sz w:val="17"/>
-              </w:rPr>
+            <w:tcW w:type="dxa" w:w="900"/>
+          </w:tcPr>
+          <w:p>
+            <w:r>
               <w:t>4</w:t>
             </w:r>
           </w:p>
         </w:tc>
-        <w:tc>
-          <w:tcPr>
-            <w:tcW w:w="4120" w:type="dxa"/>
-            <w:shd w:val="clear" w:color="auto" w:fill="FFFFFF"/>
-            <w:tcMar>
-              <w:top w:w="80" w:type="dxa"/>
-              <w:left w:w="120" w:type="dxa"/>
-              <w:bottom w:w="80" w:type="dxa"/>
-              <w:right w:w="120" w:type="dxa"/>
-            </w:tcMar>
-            <w:vAlign w:val="center"/>
-          </w:tcPr>
-          <w:p>
-            <w:pPr>
-              <w:spacing w:after="0" w:line="252" w:lineRule="auto"/>
-            </w:pPr>
-            <w:r>
-              <w:rPr>
-                <w:sz w:val="17"/>
-              </w:rPr>
+      </w:tr>
+      <w:tr>
+        <w:trPr>
+          <w:cantSplit/>
+        </w:trPr>
+        <w:tc>
+          <w:tcPr>
+            <w:tcW w:type="dxa" w:w="3440"/>
+          </w:tcPr>
+          <w:p>
+            <w:r>
               <w:t>Firmado/cifrado</w:t>
             </w:r>
           </w:p>
         </w:tc>
         <w:tc>
           <w:tcPr>
-            <w:tcW w:w="900" w:type="dxa"/>
-            <w:shd w:val="clear" w:color="auto" w:fill="FFFFFF"/>
-            <w:tcMar>
-              <w:top w:w="80" w:type="dxa"/>
-              <w:left w:w="120" w:type="dxa"/>
-              <w:bottom w:w="80" w:type="dxa"/>
-              <w:right w:w="120" w:type="dxa"/>
-            </w:tcMar>
-            <w:vAlign w:val="center"/>
-          </w:tcPr>
-          <w:p>
-            <w:pPr>
-              <w:spacing w:after="0" w:line="252" w:lineRule="auto"/>
-            </w:pPr>
-            <w:r>
-              <w:rPr>
-                <w:sz w:val="17"/>
-              </w:rPr>
+            <w:tcW w:type="dxa" w:w="900"/>
+          </w:tcPr>
+          <w:p>
+            <w:r>
               <w:t>-3</w:t>
             </w:r>
+          </w:p>
+        </w:tc>
+        <w:tc>
+          <w:tcPr>
+            <w:tcW w:type="dxa" w:w="4120"/>
+          </w:tcPr>
+          <w:p>
+            <w:r/>
+          </w:p>
+        </w:tc>
+        <w:tc>
+          <w:tcPr>
+            <w:tcW w:type="dxa" w:w="900"/>
+          </w:tcPr>
+          <w:p>
+            <w:r/>
           </w:p>
         </w:tc>
       </w:tr>
@@ -6602,13 +6317,12 @@
                 <w:color w:val="B27A16"/>
                 <w:sz w:val="20"/>
               </w:rPr>
-              <w:t xml:space="preserve">Ejemplo de falso positivo controlado: </w:t>
+              <w:t>Ejemplo de falso positivo controlado: la regla nombre_display_engano marca incluso remitentes legítimos como 'Recursos Humanos &lt;rrhh@empresa.com&gt;' porque el nombre no aparece literalmente en la dirección. Aporta 14 puntos, pero no basta para superar 26. Es un buen ejemplo de por qué se acumulan señales y de por qué la regla debe refinarse.</w:t>
             </w:r>
             <w:r>
               <w:rPr>
                 <w:sz w:val="20"/>
               </w:rPr>
-              <w:t>la regla nombre_display_engano marca incluso remitentes legítimos como 'Recursos Humanos &lt;rrhh@empresa.com&gt;' porque el nombre no aparece literalmente en la dirección. Aporta 14 puntos, pero no basta para superar 45. Es un buen ejemplo de por qué se acumulan señales y de por qué la regla debe refinarse.</w:t>
             </w:r>
           </w:p>
         </w:tc>
@@ -7872,9 +7586,9 @@
       <w:r>
         <w:t>riesgo_combinado = (riesgo_heurístico * peso_heurístico + riesgo_neuronal * peso_neuronal) / (peso_heurístico + peso_neuronal)</w:t>
         <w:br/>
-        <w:t>configuración calibrada: 20 % heurística + 80 % neuronal; alta confianza: 70</w:t>
+        <w:t>configuración calibrada: 35 % heurística + 65 % neuronal; alta confianza: 70</w:t>
         <w:br/>
-        <w:t>umbral habitual del combinado: 45</w:t>
+        <w:t>umbral calibrado del combinado: 26</w:t>
       </w:r>
       <w:r/>
       <w:r/>
@@ -8086,7 +7800,7 @@
           </w:tcPr>
           <w:p>
             <w:r>
-              <w:t>87,5 %</w:t>
+              <w:t>100,0 %</w:t>
             </w:r>
           </w:p>
         </w:tc>
@@ -8122,7 +7836,7 @@
           </w:tcPr>
           <w:p>
             <w:r>
-              <w:t>75,0 %</w:t>
+              <w:t>100,0 %</w:t>
             </w:r>
           </w:p>
         </w:tc>
@@ -8140,7 +7854,7 @@
           </w:tcPr>
           <w:p>
             <w:r>
-              <w:t>85,7 %</w:t>
+              <w:t>100,0 %</w:t>
             </w:r>
           </w:p>
         </w:tc>
@@ -8199,7 +7913,7 @@
           </w:tcPr>
           <w:p>
             <w:r>
-              <w:t>87,5 %</w:t>
+              <w:t>75,0 %</w:t>
             </w:r>
           </w:p>
         </w:tc>
@@ -8217,7 +7931,7 @@
           </w:tcPr>
           <w:p>
             <w:r>
-              <w:t>100,0 %</w:t>
+              <w:t>75,0 %</w:t>
             </w:r>
           </w:p>
         </w:tc>
@@ -8253,7 +7967,7 @@
           </w:tcPr>
           <w:p>
             <w:r>
-              <w:t>85,7 %</w:t>
+              <w:t>75,0 %</w:t>
             </w:r>
           </w:p>
         </w:tc>
@@ -8276,7 +7990,7 @@
           </w:tcPr>
           <w:p>
             <w:r>
-              <w:t>Combinado 20/80</w:t>
+              <w:t>Combinado 35/65</w:t>
             </w:r>
           </w:p>
         </w:tc>
@@ -8312,7 +8026,7 @@
           </w:tcPr>
           <w:p>
             <w:r>
-              <w:t>87,5 %</w:t>
+              <w:t>93,8 %</w:t>
             </w:r>
           </w:p>
         </w:tc>
@@ -8330,30 +8044,30 @@
           </w:tcPr>
           <w:p>
             <w:r>
+              <w:t>88,9 %</w:t>
+            </w:r>
+          </w:p>
+        </w:tc>
+        <w:tc>
+          <w:tcPr>
+            <w:tcW w:w="1960" w:type="dxa"/>
+            <w:shd w:val="clear" w:color="auto" w:fill="FFFFFF"/>
+            <w:tcMar>
+              <w:top w:w="80" w:type="dxa"/>
+              <w:left w:w="120" w:type="dxa"/>
+              <w:bottom w:w="80" w:type="dxa"/>
+              <w:right w:w="120" w:type="dxa"/>
+            </w:tcMar>
+            <w:vAlign w:val="center"/>
+          </w:tcPr>
+          <w:p>
+            <w:r>
               <w:t>100,0 %</w:t>
             </w:r>
           </w:p>
         </w:tc>
         <w:tc>
           <w:tcPr>
-            <w:tcW w:w="1960" w:type="dxa"/>
-            <w:shd w:val="clear" w:color="auto" w:fill="FFFFFF"/>
-            <w:tcMar>
-              <w:top w:w="80" w:type="dxa"/>
-              <w:left w:w="120" w:type="dxa"/>
-              <w:bottom w:w="80" w:type="dxa"/>
-              <w:right w:w="120" w:type="dxa"/>
-            </w:tcMar>
-            <w:vAlign w:val="center"/>
-          </w:tcPr>
-          <w:p>
-            <w:r>
-              <w:t>75,0 %</w:t>
-            </w:r>
-          </w:p>
-        </w:tc>
-        <w:tc>
-          <w:tcPr>
             <w:tcW w:w="1500" w:type="dxa"/>
             <w:shd w:val="clear" w:color="auto" w:fill="FFFFFF"/>
             <w:tcMar>
@@ -8366,7 +8080,7 @@
           </w:tcPr>
           <w:p>
             <w:r>
-              <w:t>85,7 %</w:t>
+              <w:t>94,1 %</w:t>
             </w:r>
           </w:p>
         </w:tc>
@@ -9314,7 +9028,7 @@
     </w:p>
     <w:p>
       <w:r>
-        <w:t>La validación actual ejecuta 81 pruebas Python y 2 recorridos reales con Chromium. Todas pasan. Incluye web-backend y el recorrido local Gmail EML-JSON-HTTP-backend-Telegram. Las pruebas neuronales rápidas pueden generar ConvergenceWarning esperado; no es un fallo funcional.</w:t>
+        <w:t>La validación actual ejecuta 87 pruebas Python y 2 recorridos reales con Chromium. Todas pasan. Incluye web-backend, señales BEC, respaldo de defensa y el recorrido local Gmail EML-JSON-HTTP-backend-Telegram. Las pruebas neuronales rápidas pueden generar ConvergenceWarning esperado; no es un fallo funcional.</w:t>
       </w:r>
     </w:p>
     <w:p>
@@ -9324,7 +9038,7 @@
     </w:p>
     <w:p>
       <w:r>
-        <w:t>La formulación rigurosa es: 'La rama main ejecuta 81 pruebas Python, 2 recorridos Chromium —incluido cliente web a backend—, CI, calibración y evaluación reproducibles'. Los 16 EML reservados son sintéticos y no demuestran eficacia universal.</w:t>
+        <w:t>La formulación rigurosa es: 'La rama main ejecuta 87 pruebas Python, 2 recorridos Chromium —incluido cliente web a backend—, CI, calibración y evaluaciones reproducibles'. Los 16 EML son sintéticos y DIFrauD puede solaparse con fuentes del modelo; no demuestran eficacia universal.</w:t>
       </w:r>
     </w:p>
     <w:p>
@@ -9357,7 +9071,7 @@
     </w:p>
     <w:p>
       <w:r>
-        <w:t>El repositorio separa 40 casos de calibración y 16 EML finales (4 por idioma y clase). El evaluador genera accuracy, precisión, recall, F1, accuracy balanceada, VP/VN/FP/FN, hashes y detalle por caso. En los EML, los tres modos obtuvieron 87,5 % de accuracy, 100,0 % de precisión, 75,0 % de recall y 85,7 % de F1.</w:t>
+        <w:t>El repositorio separa 40 casos de calibración y 16 EML finales (4 por idioma y clase). El evaluador genera accuracy, precisión, recall, F1, accuracy balanceada, VP/VN/FP/FN, hashes y detalle por caso. En los EML, el heurístico obtiene 100,0 %; el combinado, 93,8 % de accuracy y 100,0 % de recall; el neuronal, 75,0 % en ambas. DIFrauD añade 1.528 textos: 90,8 % de accuracy y 96,4 % de recall combinados, con riesgo de fuga documentado.</w:t>
       </w:r>
     </w:p>
     <w:tbl>
@@ -9403,7 +9117,7 @@
                 <w:color w:val="B27A16"/>
                 <w:sz w:val="20"/>
               </w:rPr>
-              <w:t>Interpretación correcta: 40 casos controlados calibran y 16 EML distintos evalúan. El combinado obtiene 87,5 % de accuracy y 75,0 % de recall en esos escenarios, pero la muestra es sintética y debe confirmarse después en un corpus real externo.</w:t>
+              <w:t>Interpretación correcta: 40 casos controlados calibran y 16 EML distintos evalúan. El combinado obtiene 93,8 % de accuracy y 100,0 % de recall en esos 16 escenarios; DIFrauD añade 90,8 % de accuracy y 96,4 % de recall, pero la primera muestra es sintética y la segunda puede solaparse con fuentes del entrenamiento.</w:t>
             </w:r>
           </w:p>
         </w:tc>
@@ -9661,7 +9375,7 @@
         <w:pStyle w:val="Preguntatribunal"/>
       </w:pPr>
       <w:r>
-        <w:t>¿Por qué un umbral de 45?</w:t>
+        <w:t>¿Por qué un umbral de 26?</w:t>
       </w:r>
     </w:p>
     <w:p>
@@ -9669,7 +9383,7 @@
         <w:pStyle w:val="Respuestatribunal"/>
       </w:pPr>
       <w:r>
-        <w:t>El valor 45 se mantuvo porque la rejilla estratificada lo seleccionó junto a la fusión 20/80. Debe confirmarse con un corpus real representativo y con el coste concreto de falsos positivos y negativos.</w:t>
+        <w:t>El valor 26 fue seleccionado por la rejilla estratificada junto a la fusión 35/65. Debe confirmarse con un corpus real independiente y con el coste concreto de falsos positivos y negativos.</w:t>
       </w:r>
     </w:p>
     <w:p>
@@ -9677,7 +9391,7 @@
         <w:pStyle w:val="Preguntatribunal"/>
       </w:pPr>
       <w:r>
-        <w:t>¿Por qué pesos 20/80 y alta confianza 70?</w:t>
+        <w:t>¿Por qué pesos 35/65 y alta confianza 70?</w:t>
       </w:r>
     </w:p>
     <w:p>
@@ -9685,7 +9399,7 @@
         <w:pStyle w:val="Respuestatribunal"/>
       </w:pPr>
       <w:r>
-        <w:t>La rejilla de calibración sobre 40 casos seleccionó 20 % heurístico y 80 % neuronal, reservando al menos 20 % a cada detector. El nivel 70 conserva una evidencia individual concluyente. Los 16 EML posteriores se evaluaron sin reajustar esos valores.</w:t>
+        <w:t>La rejilla de calibración sobre 40 casos seleccionó 35 % heurístico y 65 % neuronal, reservando al menos 20 % a cada detector. El nivel 70 conserva una evidencia individual concluyente. Los 16 EML posteriores se evaluaron sin reajustar esos valores.</w:t>
       </w:r>
     </w:p>
     <w:p>
@@ -10809,11 +10523,10 @@
       </w:pPr>
       <w:r>
         <w:t>2.</w:t>
-      </w:r>
-      <w:r>
         <w:tab/>
-        <w:t>Abre Detección y selecciona Combinado con 60 % heurística.</w:t>
-      </w:r>
+        <w:t>Abre Detección y selecciona Combinado con 35 % heurística.</w:t>
+      </w:r>
+      <w:r/>
     </w:p>
     <w:p>
       <w:pPr>
@@ -11106,7 +10819,7 @@
     </w:p>
     <w:p>
       <w:r>
-        <w:t>normalizar_etiqueta acepta formas habituales de phishing y correo legítimo, con error para valores desconocidos. La rama main ejecuta 81 pruebas Python, 2 pruebas de navegador, CI, calibración, evaluación reproducible y benchmark.</w:t>
+        <w:t>normalizar_etiqueta acepta formas habituales de phishing y correo legítimo, con error para valores desconocidos. La rama main ejecuta 87 pruebas Python, 2 pruebas de navegador, CI, calibración, evaluaciones reproducibles, respaldo de defensa y benchmark.</w:t>
       </w:r>
     </w:p>
     <w:p>
@@ -11321,7 +11034,7 @@
           </w:tcPr>
           <w:p>
             <w:r>
-              <w:t>Todas las 81 pruebas Python y 2 de navegador son una evaluación estadística de producción.</w:t>
+              <w:t>Todas las 87 pruebas Python y 2 de navegador son una evaluación estadística de producción.</w:t>
             </w:r>
           </w:p>
         </w:tc>
@@ -12749,7 +12462,7 @@
                 <w:color w:val="2E74B5"/>
                 <w:sz w:val="20"/>
               </w:rPr>
-              <w:t>Cierre final: He construido un sistema cliente-servidor que normaliza correos de texto, EML o Gmail, evalúa señales explicables y aplica modelos TF-IDF + MLP centrales. Streamlit, extensión y monitor comparten las mismas versiones; el backend puede actualizarse sin distribuir modelos. Sus límites son la representatividad de los datos, el BEC sin enlace y los controles de producción.</w:t>
+              <w:t>Cierre final: He construido un sistema cliente-servidor que normaliza correos de texto, EML o Gmail, evalúa señales explicables —incluido BEC sin enlace— y aplica modelos TF-IDF + MLP centrales. Streamlit, extensión y monitor comparten las mismas versiones; el backend puede actualizarse sin distribuir modelos. Sus límites son la independencia y actualidad de los datos externos y los controles de producción.</w:t>
             </w:r>
             <w:r>
               <w:rPr>

--- a/Guia_defensa_TFG.docx
+++ b/Guia_defensa_TFG.docx
@@ -90,7 +90,7 @@
         <w:jc w:val="center"/>
       </w:pPr>
       <w:r>
-        <w:t>Versión revisada: 29 de agosto de 2026</w:t>
+        <w:t>Versión revisada: 30 de agosto de 2026</w:t>
       </w:r>
     </w:p>
     <w:p>
@@ -3717,7 +3717,7 @@
     </w:p>
     <w:p>
       <w:r>
-        <w:t>Streamlit reduce el trabajo de frontend y permite dedicar el TFG al motor. En esta arquitectura se limita a presentación y a llamadas con BackendClient; no importa ModelStorage ni ejecuta reglas. Cada interacción reejecuta el script de UI y el framework no aporta por sí solo autenticación multiusuario, por lo que sigue siendo apropiado para el prototipo y no basta para publicar un servicio abierto.</w:t>
+        <w:t>Streamlit reduce el trabajo de frontend y permite dedicar el TFG al motor. Un sistema visual compartido aporta una cabecera de marca, navegación adaptable, estados, tarjetas y formularios coherentes; Detección guía el flujo en tres pasos y Configuración lo organiza en pestañas. En esta arquitectura se limita a presentación y a llamadas con BackendClient; no importa ModelStorage, no ejecuta reglas ni muestra rutas locales completas de credenciales. Cada interacción reejecuta el script de UI y el framework no aporta por sí solo autenticación multiusuario, por lo que sigue siendo apropiado para el prototipo y no basta para publicar un servicio abierto.</w:t>
       </w:r>
     </w:p>
     <w:p>

--- a/Guia_defensa_TFG.docx
+++ b/Guia_defensa_TFG.docx
@@ -2917,7 +2917,7 @@
           </w:tcPr>
           <w:p>
             <w:r>
-              <w:t>Idea clave: el sistema es cliente-servidor. El navegador usa Streamlit como presentación; Streamlit, la extensión y el monitor son clientes HTTP de backend_server.py. Solo el backend analiza, entrena y mantiene una versión activa por idioma. En local los procesos comparten equipo y loopback, pero no responsabilidades ni memoria.</w:t>
+              <w:t>Idea clave: el sistema es cliente-servidor. El navegador usa Streamlit como presentación; Streamlit, la extensión y el monitor son clientes HTTP de backend_server.py. Solo el backend analiza, entrena y mantiene una versión activa por idioma. En local los procesos comparten equipo y loopback, pero no responsabilidades ni memoria. Para enseñar la web desde un móvil puede abrirse temporalmente Streamlit a la LAN, sin exponer el backend ni convertir el prototipo en un servicio público.</w:t>
             </w:r>
           </w:p>
         </w:tc>
@@ -10178,7 +10178,7 @@
         <w:pStyle w:val="Respuestatribunal"/>
       </w:pPr>
       <w:r>
-        <w:t>Sí. Streamlit sirve la interfaz web y actúa como cliente del backend. 'Local' describe que ambos procesos están en el mismo equipo; no elimina la separación cliente-servidor.</w:t>
+        <w:t>Sí. Streamlit sirve la interfaz web y actúa como cliente del backend. 'Local' describe que ambos procesos están en el mismo equipo; no elimina la separación cliente-servidor. Un móvil de la misma LAN puede actuar como navegador cliente si Streamlit se inicia con --server.address 0.0.0.0; el backend puede y debe seguir limitado a 127.0.0.1.</w:t>
       </w:r>
     </w:p>
     <w:p>
@@ -10194,7 +10194,7 @@
         <w:pStyle w:val="Respuestatribunal"/>
       </w:pPr>
       <w:r>
-        <w:t>Sí, Streamlit usa HTTP con el navegador. Además, en este proyecto su proceso Python llama por HTTP al backend central obligatorio. Es un recorrido de dos saltos: navegador -&gt; Streamlit -&gt; backend.</w:t>
+        <w:t>Sí, Streamlit usa HTTP con el navegador. Además, en este proyecto su proceso Python llama por HTTP al backend central obligatorio. Es un recorrido de dos saltos: navegador -&gt; Streamlit -&gt; backend. El primer salto puede atravesar la LAN durante una demostración; el segundo permanece dentro del equipo.</w:t>
       </w:r>
     </w:p>
     <w:p>
@@ -10754,7 +10754,7 @@
     </w:p>
     <w:p>
       <w:r>
-        <w:t>La documentación, el README y las guías se han alineado con la rama main. El flujo es cliente-servidor: Streamlit, extensión y monitor consumen un backend central que mantiene las versiones ES/EN.</w:t>
+        <w:t>La documentación, el README y las guías se han alineado con la rama main. El flujo es cliente-servidor: Streamlit, extensión y monitor consumen un backend central que mantiene las versiones ES/EN. También se distingue el acceso predeterminado por loopback, la demostración temporal de la web en una LAN privada y un despliegue público, que no forma parte del alcance.</w:t>
       </w:r>
     </w:p>
     <w:p>
@@ -10767,7 +10767,7 @@
     </w:p>
     <w:p>
       <w:r>
-        <w:t>README.md documenta el arranque en dos terminales, el contrato HTTP, la extensión directa al puerto 8766, el proxy 8765 opcional y el monitor. Para un destino remoto exige HTTPS; --allow-remote requiere un token administrativo de al menos 24 caracteres y aún se delimitan los controles de producción pendientes.</w:t>
+        <w:t>README.md documenta el arranque en dos terminales, el contrato HTTP, la extensión directa al puerto 8766, el proxy 8765 opcional y el monitor. Para probar desde otro dispositivo de la misma red indica mantener el backend en 127.0.0.1:8766 e iniciar Streamlit con --server.address 0.0.0.0 --server.port 8501. Este acceso no requiere --allow-remote: solo abre la web a una LAN privada y de confianza, sin autenticación ni publicación en Internet. Para un destino remoto real se exige HTTPS y se delimitan los controles de producción pendientes.</w:t>
       </w:r>
     </w:p>
     <w:p>
@@ -11246,7 +11246,7 @@
           </w:tcPr>
           <w:p>
             <w:r>
-              <w:t>Existe un backend HTTP central obligatorio para web, extensión y monitor; en la configuración académica escucha en loopback.</w:t>
+              <w:t>Existe un backend HTTP central obligatorio para web, extensión y monitor; en la configuración académica escucha en loopback incluso cuando Streamlit se abre temporalmente a otro dispositivo de la LAN.</w:t>
             </w:r>
           </w:p>
         </w:tc>

--- a/Guia_defensa_TFG.docx
+++ b/Guia_defensa_TFG.docx
@@ -4417,7 +4417,7 @@
     </w:p>
     <w:p>
       <w:r>
-        <w:t>analizador_email.py usa BytesParser con policy.default. Si el mensaje es multipart, recorre sus partes y conserva el primer cuerpo text/plain, el primer text/html y los nombres de los adjuntos. Si solo existe HTML, extrae el texto visible para que el clasificador pueda analizarlo. También obtiene las anclas &lt;a&gt;, sus href y el texto mostrado, lo que permite detectar enlaces cuyo destino no coincide con lo que ve el usuario.</w:t>
+        <w:t>analizador_email.py usa BytesParser con policy.default. Si el mensaje es multipart, recorre sus partes y conserva el primer cuerpo text/plain, el primer text/html y los nombres de los adjuntos. Si solo existe HTML, extrae el texto visible y también obtiene las anclas, sus href y el texto mostrado. Conserva las cabeceras repetidas. SPF, DKIM y DMARC se interpretan únicamente desde Received-SPF, Authentication-Results, ARC-Authentication-Results y DKIM-Signature. El prototipo no consulta DNS, no recupera claves públicas y no realiza una validación criptográfica completa.</w:t>
       </w:r>
     </w:p>
     <w:p>
@@ -9071,7 +9071,7 @@
     </w:p>
     <w:p>
       <w:r>
-        <w:t>El repositorio separa 40 casos de calibración y 16 EML finales (4 por idioma y clase). El evaluador genera accuracy, precisión, recall, F1, accuracy balanceada, VP/VN/FP/FN, hashes y detalle por caso. En los EML, el heurístico obtiene 100,0 %; el combinado, 93,8 % de accuracy y 100,0 % de recall; el neuronal, 75,0 % en ambas. DIFrauD añade 1.528 textos: 90,8 % de accuracy y 96,4 % de recall combinados, con riesgo de fuga documentado.</w:t>
+        <w:t>Los modelos activos declaran 1.298 muestras de entrenamiento ES (686 phishing y 612 legítimas) y 164.971 EN (85.781 phishing y 79.190 legítimas). El repositorio separa después 40 casos de calibración y 16 EML finales, cuatro por idioma y clase. El evaluador genera accuracy, precisión, recall, F1, accuracy balanceada, VP/VN/FP/FN, hashes y detalle por caso. En los EML, el heurístico obtiene 100,0 %; el combinado, 93,8 % de accuracy y 100,0 % de recall; y el neuronal, 75,0 %. DIFrauD añade 1.528 textos con riesgo de fuga documentado.</w:t>
       </w:r>
     </w:p>
     <w:tbl>

--- a/Guia_defensa_TFG.docx
+++ b/Guia_defensa_TFG.docx
@@ -90,7 +90,7 @@
         <w:jc w:val="center"/>
       </w:pPr>
       <w:r>
-        <w:t>Versión revisada: 30 de agosto de 2026</w:t>
+        <w:t>Versión revisada: 31 de agosto de 2026</w:t>
       </w:r>
     </w:p>
     <w:p>
@@ -603,10 +603,11 @@
       </w:pPr>
       <w:r>
         <w:t>Pesos de las 31 señales</w:t>
+      </w:r>
+      <w:r>
         <w:tab/>
         <w:t>8</w:t>
       </w:r>
-      <w:r/>
     </w:p>
     <w:p>
       <w:pPr>
@@ -1351,6 +1352,7 @@
         </w:rPr>
       </w:pPr>
       <w:r>
+        <w:lastRenderedPageBreak/>
         <w:t>Demostración en directo</w:t>
       </w:r>
       <w:r>
@@ -1869,6 +1871,7 @@
         <w:pStyle w:val="Entradilla"/>
       </w:pPr>
       <w:r>
+        <w:lastRenderedPageBreak/>
         <w:t>Esta guía no sustituye a la memoria. Su función es convertir el proyecto en una explicación defendible: primero fija la idea central, después recorre el flujo técnico real y, por último, prepara respuestas honestas para las preguntas difíciles.</w:t>
       </w:r>
     </w:p>
@@ -1917,11 +1920,6 @@
               </w:rPr>
               <w:t>Tesis del trabajo: es viable reunir varios clientes de correo con un backend central explicable y entrenable. La heurística aporta trazabilidad, el modelo aprende patrones y todos los clientes comparten una versión activa por idioma. El prototipo demuestra integración y funcionamiento; no sustituye una plataforma empresarial.</w:t>
             </w:r>
-            <w:r>
-              <w:rPr>
-                <w:sz w:val="20"/>
-              </w:rPr>
-            </w:r>
           </w:p>
         </w:tc>
       </w:tr>
@@ -1996,11 +1994,6 @@
               </w:rPr>
               <w:t>Frase de apertura: Mi trabajo diseña y evalúa un sistema cliente-servidor para analizar correos mediante reglas explicables y modelos TF-IDF + MLP en español e inglés. Una actualización del servidor se aplica a todos los clientes.</w:t>
             </w:r>
-            <w:r>
-              <w:rPr>
-                <w:sz w:val="20"/>
-              </w:rPr>
-            </w:r>
           </w:p>
         </w:tc>
       </w:tr>
@@ -2122,7 +2115,11 @@
     </w:p>
     <w:p>
       <w:r>
-        <w:t>El prototipo no es un filtro corporativo completo, un antivirus, un sandbox de adjuntos ni una pasarela de correo. No navega por las URLs, no consulta reputación en tiempo real, no valida certificados TLS, no ejecuta código HTML y no bloquea mensajes en Gmail. Tampoco ofrece autenticación multiusuario o aislamiento de sesiones para un despliegue público.</w:t>
+        <w:t xml:space="preserve">El prototipo no es un filtro corporativo completo, un antivirus, un sandbox de adjuntos ni una pasarela de correo. No navega por las URLs, no consulta reputación en tiempo real, no valida certificados TLS, no </w:t>
+      </w:r>
+      <w:r>
+        <w:lastRenderedPageBreak/>
+        <w:t>ejecuta código HTML y no bloquea mensajes en Gmail. Tampoco ofrece autenticación multiusuario o aislamiento de sesiones para un despliegue público.</w:t>
       </w:r>
     </w:p>
     <w:tbl>
@@ -2713,7 +2710,7 @@
           </w:tcPr>
           <w:p>
             <w:r>
-              <w:t>87 pruebas Python y 2 de navegador; benchmark de arranque y evaluación prudente.</w:t>
+              <w:t>89 pruebas Python y 2 de navegador; benchmark de arranque y evaluación prudente.</w:t>
             </w:r>
           </w:p>
         </w:tc>
@@ -2848,6 +2845,7 @@
       </w:pPr>
       <w:bookmarkStart w:id="4" w:name="_Toc237284359"/>
       <w:r>
+        <w:lastRenderedPageBreak/>
         <w:t>Apertura sugerida</w:t>
       </w:r>
       <w:bookmarkEnd w:id="4"/>
@@ -2936,30 +2934,39 @@
       </w:pPr>
       <w:r>
         <w:t>Usuario / Gmail</w:t>
+      </w:r>
+      <w:r>
         <w:br/>
         <w:t xml:space="preserve">  -&gt; Clientes: Streamlit | extensión | monitor</w:t>
+      </w:r>
+      <w:r>
         <w:br/>
         <w:t xml:space="preserve">      -&gt; HTTP/JSON: texto | EML Base64 | campos estructurados</w:t>
+      </w:r>
+      <w:r>
         <w:br/>
         <w:t xml:space="preserve">          -&gt; Backend central: parser y normalización</w:t>
+      </w:r>
+      <w:r>
         <w:br/>
         <w:t xml:space="preserve">              -&gt; Rama heurística: señales -&gt; pesos -&gt; explicación</w:t>
+      </w:r>
+      <w:r>
         <w:br/>
         <w:t xml:space="preserve">              -&gt; Rama neuronal: idioma -&gt; TF-IDF -&gt; MLP</w:t>
+      </w:r>
+      <w:r>
         <w:br/>
         <w:t xml:space="preserve">          -&gt; Decisión y versión del modelo</w:t>
+      </w:r>
+      <w:r>
         <w:br/>
         <w:t xml:space="preserve">  &lt;- Respuesta JSON: riesgo, explicación y metadatos</w:t>
+      </w:r>
+      <w:r>
         <w:br/>
         <w:t xml:space="preserve">  -&gt; Presentación o alerta Telegram</w:t>
       </w:r>
-      <w:r/>
-      <w:r/>
-      <w:r/>
-      <w:r/>
-      <w:r/>
-      <w:r/>
-      <w:r/>
     </w:p>
     <w:p>
       <w:pPr>
@@ -3331,6 +3338,7 @@
               <w:rPr>
                 <w:sz w:val="17"/>
               </w:rPr>
+              <w:lastRenderedPageBreak/>
               <w:t>Reglas</w:t>
             </w:r>
           </w:p>
@@ -3759,10 +3767,11 @@
       </w:pPr>
       <w:r>
         <w:t>2.</w:t>
+      </w:r>
+      <w:r>
         <w:tab/>
         <w:t>El cliente envía texto, bytes EML codificados o campos estructurados al endpoint /analyze.</w:t>
       </w:r>
-      <w:r/>
     </w:p>
     <w:p>
       <w:pPr>
@@ -3772,11 +3781,13 @@
         </w:tabs>
       </w:pPr>
       <w:r>
+        <w:lastRenderedPageBreak/>
         <w:t>3.</w:t>
+      </w:r>
+      <w:r>
         <w:tab/>
         <w:t>El backend parsea y normaliza remitente, asunto, cuerpo, HTML, cabeceras, URLs, anclas y adjuntos.</w:t>
       </w:r>
-      <w:r/>
     </w:p>
     <w:p>
       <w:pPr>
@@ -3787,10 +3798,11 @@
       </w:pPr>
       <w:r>
         <w:t>4.</w:t>
+      </w:r>
+      <w:r>
         <w:tab/>
         <w:t>SignalBuilder ejecuta 31 reglas agrupadas por identidad, autenticación/URLs, contenido y HTML/adjuntos.</w:t>
       </w:r>
-      <w:r/>
     </w:p>
     <w:p>
       <w:pPr>
@@ -3860,10 +3872,11 @@
       </w:pPr>
       <w:r>
         <w:t>9.</w:t>
+      </w:r>
+      <w:r>
         <w:tab/>
-        <w:t>En modo combinado se calcula una media ponderada; por defecto 35 % heurística y 65 % neuronal, con alta confianza 70.</w:t>
-      </w:r>
-      <w:r/>
+        <w:t>En modo combinado se calcula una media ponderada; por defecto 45 % heurística y 55 % neuronal, con alta confianza 70.</w:t>
+      </w:r>
     </w:p>
     <w:p>
       <w:pPr>
@@ -3874,10 +3887,11 @@
       </w:pPr>
       <w:r>
         <w:t>10.</w:t>
+      </w:r>
+      <w:r>
         <w:tab/>
         <w:t>El backend devuelve riesgo, veredicto, señales, explicación, idioma y versión. El cliente los muestra y el monitor puede alertar por Telegram.</w:t>
       </w:r>
-      <w:r/>
     </w:p>
     <w:p>
       <w:pPr>
@@ -4411,6 +4425,7 @@
       </w:pPr>
       <w:bookmarkStart w:id="13" w:name="_Toc237284368"/>
       <w:r>
+        <w:lastRenderedPageBreak/>
         <w:t>Parseo MIME</w:t>
       </w:r>
       <w:bookmarkEnd w:id="13"/>
@@ -4984,14 +4999,15 @@
       </w:pPr>
       <w:r>
         <w:t>riesgo_heurístico = clamp(100 * suma(peso_i * señal_i), 0, 100)</w:t>
+      </w:r>
+      <w:r>
         <w:br/>
-        <w:t>phishing_heurístico = riesgo_heurístico &gt;= 26</w:t>
-      </w:r>
-      <w:r/>
-    </w:p>
-    <w:p>
-      <w:r>
-        <w:t>El umbral 26 fue seleccionado por la rejilla estratificada de 40 casos junto a la fusión 35/65. Sigue siendo un parámetro ajustable: para producción habría que confirmarlo sobre datos reales independientes, con una curva precision-recall y costes explícitos de falsos positivos y falsos negativos.</w:t>
+        <w:t>phishing_heurístico = riesgo_heurístico &gt;= 21</w:t>
+      </w:r>
+    </w:p>
+    <w:p>
+      <w:r>
+        <w:t>El umbral 21 fue seleccionado por la rejilla estratificada de 40 casos junto a la fusión 45/55. Sigue siendo un parámetro ajustable: para producción habría que confirmarlo sobre datos reales independientes, con una curva precision-recall y costes explícitos de falsos positivos y falsos negativos.</w:t>
       </w:r>
     </w:p>
     <w:p>
@@ -6188,7 +6204,7 @@
         </w:trPr>
         <w:tc>
           <w:tcPr>
-            <w:tcW w:type="dxa" w:w="3440"/>
+            <w:tcW w:w="3440" w:type="dxa"/>
           </w:tcPr>
           <w:p>
             <w:r>
@@ -6198,7 +6214,7 @@
         </w:tc>
         <w:tc>
           <w:tcPr>
-            <w:tcW w:type="dxa" w:w="900"/>
+            <w:tcW w:w="900" w:type="dxa"/>
           </w:tcPr>
           <w:p>
             <w:r>
@@ -6208,7 +6224,7 @@
         </w:tc>
         <w:tc>
           <w:tcPr>
-            <w:tcW w:type="dxa" w:w="4120"/>
+            <w:tcW w:w="4120" w:type="dxa"/>
           </w:tcPr>
           <w:p>
             <w:r>
@@ -6218,7 +6234,7 @@
         </w:tc>
         <w:tc>
           <w:tcPr>
-            <w:tcW w:type="dxa" w:w="900"/>
+            <w:tcW w:w="900" w:type="dxa"/>
           </w:tcPr>
           <w:p>
             <w:r>
@@ -6233,7 +6249,7 @@
         </w:trPr>
         <w:tc>
           <w:tcPr>
-            <w:tcW w:type="dxa" w:w="3440"/>
+            <w:tcW w:w="3440" w:type="dxa"/>
           </w:tcPr>
           <w:p>
             <w:r>
@@ -6243,7 +6259,7 @@
         </w:tc>
         <w:tc>
           <w:tcPr>
-            <w:tcW w:type="dxa" w:w="900"/>
+            <w:tcW w:w="900" w:type="dxa"/>
           </w:tcPr>
           <w:p>
             <w:r>
@@ -6253,7 +6269,7 @@
         </w:tc>
         <w:tc>
           <w:tcPr>
-            <w:tcW w:type="dxa" w:w="4120"/>
+            <w:tcW w:w="4120" w:type="dxa"/>
           </w:tcPr>
           <w:p>
             <w:r/>
@@ -6261,7 +6277,7 @@
         </w:tc>
         <w:tc>
           <w:tcPr>
-            <w:tcW w:type="dxa" w:w="900"/>
+            <w:tcW w:w="900" w:type="dxa"/>
           </w:tcPr>
           <w:p>
             <w:r/>
@@ -6317,12 +6333,7 @@
                 <w:color w:val="B27A16"/>
                 <w:sz w:val="20"/>
               </w:rPr>
-              <w:t>Ejemplo de falso positivo controlado: la regla nombre_display_engano marca incluso remitentes legítimos como 'Recursos Humanos &lt;rrhh@empresa.com&gt;' porque el nombre no aparece literalmente en la dirección. Aporta 14 puntos, pero no basta para superar 26. Es un buen ejemplo de por qué se acumulan señales y de por qué la regla debe refinarse.</w:t>
-            </w:r>
-            <w:r>
-              <w:rPr>
-                <w:sz w:val="20"/>
-              </w:rPr>
+              <w:t>Ejemplo de falso positivo controlado: la regla nombre_display_engano marca incluso remitentes legítimos como 'Recursos Humanos &lt;rrhh@empresa.com&gt;' porque el nombre no aparece literalmente en la dirección. Aporta 14 puntos, pero no basta para superar 21. Es un buen ejemplo de por qué se acumulan señales y de por qué la regla debe refinarse.</w:t>
             </w:r>
           </w:p>
         </w:tc>
@@ -6380,7 +6391,11 @@
     </w:p>
     <w:p>
       <w:r>
-        <w:t>La configuración por defecto limita el vocabulario a 3.000 características, acepta términos que aparezcan al menos una vez y usa n-gramas de 1 a 2. Es un compromiso entre memoria, velocidad y capacidad. Un vocabulario demasiado pequeño pierde información; uno muy grande aumenta ruido y riesgo de sobreajuste.</w:t>
+        <w:t xml:space="preserve">La configuración por defecto limita el vocabulario a 3.000 características, acepta términos que aparezcan al menos una vez y usa n-gramas de 1 a 2. Es un compromiso entre memoria, velocidad y </w:t>
+      </w:r>
+      <w:r>
+        <w:lastRenderedPageBreak/>
+        <w:t>capacidad. Un vocabulario demasiado pequeño pierde información; uno muy grande aumenta ruido y riesgo de sobreajuste.</w:t>
       </w:r>
     </w:p>
     <w:p>
@@ -7327,7 +7342,7 @@
               <w:rPr>
                 <w:sz w:val="18"/>
               </w:rPr>
-              <w:t>1.298 ejemplos</w:t>
+              <w:t>1.148 ejemplos</w:t>
             </w:r>
           </w:p>
         </w:tc>
@@ -7351,7 +7366,7 @@
               <w:rPr>
                 <w:sz w:val="18"/>
               </w:rPr>
-              <w:t>686 phishing / 612 legítimos</w:t>
+              <w:t>613 phishing/spam / 535 legítimos</w:t>
             </w:r>
           </w:p>
         </w:tc>
@@ -7375,7 +7390,7 @@
               <w:rPr>
                 <w:sz w:val="18"/>
               </w:rPr>
-              <w:t>99,85 %</w:t>
+              <w:t>99,91 %</w:t>
             </w:r>
           </w:p>
         </w:tc>
@@ -7428,7 +7443,7 @@
               <w:rPr>
                 <w:sz w:val="18"/>
               </w:rPr>
-              <w:t>164.971 ejemplos</w:t>
+              <w:t>65.661 ejemplos</w:t>
             </w:r>
           </w:p>
         </w:tc>
@@ -7452,7 +7467,7 @@
               <w:rPr>
                 <w:sz w:val="18"/>
               </w:rPr>
-              <w:t>85.781 phishing / 79.190 legítimos</w:t>
+              <w:t>34.275 phishing / 31.386 legítimos</w:t>
             </w:r>
           </w:p>
         </w:tc>
@@ -7530,6 +7545,7 @@
                 <w:color w:val="A33A3A"/>
                 <w:sz w:val="20"/>
               </w:rPr>
+              <w:lastRenderedPageBreak/>
               <w:t xml:space="preserve">No confundas métricas: </w:t>
             </w:r>
             <w:r>
@@ -7585,13 +7601,15 @@
       </w:pPr>
       <w:r>
         <w:t>riesgo_combinado = (riesgo_heurístico * peso_heurístico + riesgo_neuronal * peso_neuronal) / (peso_heurístico + peso_neuronal)</w:t>
+      </w:r>
+      <w:r>
         <w:br/>
-        <w:t>configuración calibrada: 35 % heurística + 65 % neuronal; alta confianza: 70</w:t>
+        <w:t>configuración calibrada: 45 % heurística + 55 % neuronal; alta confianza: 70</w:t>
+      </w:r>
+      <w:r>
         <w:br/>
         <w:t>umbral calibrado del combinado: 26</w:t>
       </w:r>
-      <w:r/>
-      <w:r/>
     </w:p>
     <w:p>
       <w:r>
@@ -7913,7 +7931,7 @@
           </w:tcPr>
           <w:p>
             <w:r>
-              <w:t>75,0 %</w:t>
+              <w:t>81,2 %</w:t>
             </w:r>
           </w:p>
         </w:tc>
@@ -7931,7 +7949,7 @@
           </w:tcPr>
           <w:p>
             <w:r>
-              <w:t>75,0 %</w:t>
+              <w:t>77,8 %</w:t>
             </w:r>
           </w:p>
         </w:tc>
@@ -7949,7 +7967,7 @@
           </w:tcPr>
           <w:p>
             <w:r>
-              <w:t>75,0 %</w:t>
+              <w:t>87,5 %</w:t>
             </w:r>
           </w:p>
         </w:tc>
@@ -7967,7 +7985,7 @@
           </w:tcPr>
           <w:p>
             <w:r>
-              <w:t>75,0 %</w:t>
+              <w:t>82,3 %</w:t>
             </w:r>
           </w:p>
         </w:tc>
@@ -7990,7 +8008,7 @@
           </w:tcPr>
           <w:p>
             <w:r>
-              <w:t>Combinado 35/65</w:t>
+              <w:t>Combinado 45/55</w:t>
             </w:r>
           </w:p>
         </w:tc>
@@ -8026,7 +8044,7 @@
           </w:tcPr>
           <w:p>
             <w:r>
-              <w:t>93,8 %</w:t>
+              <w:t>87,5 %</w:t>
             </w:r>
           </w:p>
         </w:tc>
@@ -8044,43 +8062,43 @@
           </w:tcPr>
           <w:p>
             <w:r>
+              <w:t>80,0 %</w:t>
+            </w:r>
+          </w:p>
+        </w:tc>
+        <w:tc>
+          <w:tcPr>
+            <w:tcW w:w="1960" w:type="dxa"/>
+            <w:shd w:val="clear" w:color="auto" w:fill="FFFFFF"/>
+            <w:tcMar>
+              <w:top w:w="80" w:type="dxa"/>
+              <w:left w:w="120" w:type="dxa"/>
+              <w:bottom w:w="80" w:type="dxa"/>
+              <w:right w:w="120" w:type="dxa"/>
+            </w:tcMar>
+            <w:vAlign w:val="center"/>
+          </w:tcPr>
+          <w:p>
+            <w:r>
+              <w:t>100,0 %</w:t>
+            </w:r>
+          </w:p>
+        </w:tc>
+        <w:tc>
+          <w:tcPr>
+            <w:tcW w:w="1500" w:type="dxa"/>
+            <w:shd w:val="clear" w:color="auto" w:fill="FFFFFF"/>
+            <w:tcMar>
+              <w:top w:w="80" w:type="dxa"/>
+              <w:left w:w="120" w:type="dxa"/>
+              <w:bottom w:w="80" w:type="dxa"/>
+              <w:right w:w="120" w:type="dxa"/>
+            </w:tcMar>
+            <w:vAlign w:val="center"/>
+          </w:tcPr>
+          <w:p>
+            <w:r>
               <w:t>88,9 %</w:t>
-            </w:r>
-          </w:p>
-        </w:tc>
-        <w:tc>
-          <w:tcPr>
-            <w:tcW w:w="1960" w:type="dxa"/>
-            <w:shd w:val="clear" w:color="auto" w:fill="FFFFFF"/>
-            <w:tcMar>
-              <w:top w:w="80" w:type="dxa"/>
-              <w:left w:w="120" w:type="dxa"/>
-              <w:bottom w:w="80" w:type="dxa"/>
-              <w:right w:w="120" w:type="dxa"/>
-            </w:tcMar>
-            <w:vAlign w:val="center"/>
-          </w:tcPr>
-          <w:p>
-            <w:r>
-              <w:t>100,0 %</w:t>
-            </w:r>
-          </w:p>
-        </w:tc>
-        <w:tc>
-          <w:tcPr>
-            <w:tcW w:w="1500" w:type="dxa"/>
-            <w:shd w:val="clear" w:color="auto" w:fill="FFFFFF"/>
-            <w:tcMar>
-              <w:top w:w="80" w:type="dxa"/>
-              <w:left w:w="120" w:type="dxa"/>
-              <w:bottom w:w="80" w:type="dxa"/>
-              <w:right w:w="120" w:type="dxa"/>
-            </w:tcMar>
-            <w:vAlign w:val="center"/>
-          </w:tcPr>
-          <w:p>
-            <w:r>
-              <w:t>94,1 %</w:t>
             </w:r>
           </w:p>
         </w:tc>
@@ -8102,6 +8120,7 @@
       </w:pPr>
       <w:bookmarkStart w:id="28" w:name="_Toc237284383"/>
       <w:r>
+        <w:lastRenderedPageBreak/>
         <w:t>La aplicación Streamlit</w:t>
       </w:r>
       <w:bookmarkEnd w:id="28"/>
@@ -8713,6 +8732,7 @@
       </w:pPr>
       <w:bookmarkStart w:id="32" w:name="_Toc237284387"/>
       <w:r>
+        <w:lastRenderedPageBreak/>
         <w:t>Monitor de correos</w:t>
       </w:r>
       <w:bookmarkEnd w:id="32"/>
@@ -8908,6 +8928,7 @@
       </w:pPr>
       <w:bookmarkStart w:id="37" w:name="_Toc237284392"/>
       <w:r>
+        <w:lastRenderedPageBreak/>
         <w:t>Entrenar</w:t>
       </w:r>
       <w:bookmarkEnd w:id="37"/>
@@ -9028,7 +9049,7 @@
     </w:p>
     <w:p>
       <w:r>
-        <w:t>La validación actual ejecuta 87 pruebas Python y 2 recorridos reales con Chromium. Todas pasan. Incluye web-backend, señales BEC, respaldo de defensa y el recorrido local Gmail EML-JSON-HTTP-backend-Telegram. Las pruebas neuronales rápidas pueden generar ConvergenceWarning esperado; no es un fallo funcional.</w:t>
+        <w:t>La validación actual ejecuta 89 pruebas Python y 2 recorridos reales con Chromium. Todas pasan. Incluye web-backend, señales BEC, respaldo de defensa y el recorrido local Gmail EML-JSON-HTTP-backend-Telegram. Las pruebas neuronales rápidas pueden generar ConvergenceWarning esperado; no es un fallo funcional.</w:t>
       </w:r>
     </w:p>
     <w:p>
@@ -9038,7 +9059,7 @@
     </w:p>
     <w:p>
       <w:r>
-        <w:t>La formulación rigurosa es: 'La rama main ejecuta 87 pruebas Python, 2 recorridos Chromium —incluido cliente web a backend—, CI, calibración y evaluaciones reproducibles'. Los 16 EML son sintéticos y DIFrauD puede solaparse con fuentes del modelo; no demuestran eficacia universal.</w:t>
+        <w:t>La formulación rigurosa es: 'La rama main ejecuta 89 pruebas Python, 2 recorridos Chromium —incluido cliente web a backend—, CI, calibración y evaluaciones reproducibles'. Los 16 EML son sintéticos y DIFrauD puede solaparse con fuentes del modelo; no demuestran eficacia universal.</w:t>
       </w:r>
     </w:p>
     <w:p>
@@ -9046,6 +9067,7 @@
         <w:pStyle w:val="Ttulo2"/>
       </w:pPr>
       <w:r>
+        <w:lastRenderedPageBreak/>
         <w:t>Rendimiento y eficiencia de arranque</w:t>
       </w:r>
     </w:p>
@@ -9071,7 +9093,7 @@
     </w:p>
     <w:p>
       <w:r>
-        <w:t>Los modelos activos declaran 1.298 muestras de entrenamiento ES (686 phishing y 612 legítimas) y 164.971 EN (85.781 phishing y 79.190 legítimas). El repositorio separa después 40 casos de calibración y 16 EML finales, cuatro por idioma y clase. El evaluador genera accuracy, precisión, recall, F1, accuracy balanceada, VP/VN/FP/FN, hashes y detalle por caso. En los EML, el heurístico obtiene 100,0 %; el combinado, 93,8 % de accuracy y 100,0 % de recall; y el neuronal, 75,0 %. DIFrauD añade 1.528 textos con riesgo de fuga documentado.</w:t>
+        <w:t>Los modelos activos declaran 1.148 muestras de entrenamiento ES (613 phishing/spam y 535 legítimas) y 65.661 EN (34.275 phishing y 31.386 legítimas). El repositorio separa después 40 casos de calibración y 16 EML finales, cuatro por idioma y clase. El evaluador genera accuracy, precisión, recall, F1, accuracy balanceada, VP/VN/FP/FN, hashes y detalle por caso. En los EML, el heurístico obtiene 100,0 %; el combinado, 87,5 % de accuracy y 100,0 % de recall; y el neuronal, 81,2 %. DIFrauD añade 1.528 textos con riesgo de fuga documentado.</w:t>
       </w:r>
     </w:p>
     <w:tbl>
@@ -9117,7 +9139,7 @@
                 <w:color w:val="B27A16"/>
                 <w:sz w:val="20"/>
               </w:rPr>
-              <w:t>Interpretación correcta: 40 casos controlados calibran y 16 EML distintos evalúan. El combinado obtiene 93,8 % de accuracy y 100,0 % de recall en esos 16 escenarios; DIFrauD añade 90,8 % de accuracy y 96,4 % de recall, pero la primera muestra es sintética y la segunda puede solaparse con fuentes del entrenamiento.</w:t>
+              <w:t>Interpretación correcta: 40 casos controlados calibran y 16 EML distintos evalúan. El combinado obtiene 87,5 % de accuracy y 100,0 % de recall en esos 16 escenarios; DIFrauD añade 89,0 % de accuracy y 93,4 % de recall, pero la primera muestra es sintética y la segunda puede solaparse con fuentes del entrenamiento.</w:t>
             </w:r>
           </w:p>
         </w:tc>
@@ -9214,6 +9236,7 @@
       </w:pPr>
       <w:bookmarkStart w:id="44" w:name="_Toc237284399"/>
       <w:r>
+        <w:lastRenderedPageBreak/>
         <w:t>Seguridad, privacidad y ética</w:t>
       </w:r>
       <w:bookmarkEnd w:id="44"/>
@@ -9375,7 +9398,7 @@
         <w:pStyle w:val="Preguntatribunal"/>
       </w:pPr>
       <w:r>
-        <w:t>¿Por qué un umbral de 26?</w:t>
+        <w:t>¿Por qué un umbral de 21?</w:t>
       </w:r>
     </w:p>
     <w:p>
@@ -9383,7 +9406,7 @@
         <w:pStyle w:val="Respuestatribunal"/>
       </w:pPr>
       <w:r>
-        <w:t>El valor 26 fue seleccionado por la rejilla estratificada junto a la fusión 35/65. Debe confirmarse con un corpus real independiente y con el coste concreto de falsos positivos y negativos.</w:t>
+        <w:t>El valor 26 fue seleccionado por la rejilla estratificada junto a la fusión 45/55. Debe confirmarse con un corpus real independiente y con el coste concreto de falsos positivos y negativos.</w:t>
       </w:r>
     </w:p>
     <w:p>
@@ -9391,7 +9414,7 @@
         <w:pStyle w:val="Preguntatribunal"/>
       </w:pPr>
       <w:r>
-        <w:t>¿Por qué pesos 35/65 y alta confianza 70?</w:t>
+        <w:t>¿Por qué pesos 45/55 y alta confianza 70?</w:t>
       </w:r>
     </w:p>
     <w:p>
@@ -9399,7 +9422,7 @@
         <w:pStyle w:val="Respuestatribunal"/>
       </w:pPr>
       <w:r>
-        <w:t>La rejilla de calibración sobre 40 casos seleccionó 35 % heurístico y 65 % neuronal, reservando al menos 20 % a cada detector. El nivel 70 conserva una evidencia individual concluyente. Los 16 EML posteriores se evaluaron sin reajustar esos valores.</w:t>
+        <w:t>La rejilla de calibración sobre 40 casos seleccionó 45 % heurístico y 55 % neuronal, reservando al menos 20 % a cada detector. El nivel 70 conserva una evidencia individual concluyente. Los 16 EML posteriores se evaluaron sin reajustar esos valores.</w:t>
       </w:r>
     </w:p>
     <w:p>
@@ -9407,6 +9430,7 @@
         <w:pStyle w:val="Preguntatribunal"/>
       </w:pPr>
       <w:r>
+        <w:lastRenderedPageBreak/>
         <w:t>¿Por qué no consultar VirusTotal o reputación online?</w:t>
       </w:r>
     </w:p>
@@ -10218,6 +10242,7 @@
         <w:pStyle w:val="Preguntatribunal"/>
       </w:pPr>
       <w:r>
+        <w:lastRenderedPageBreak/>
         <w:t>¿La puntuación combinada es una probabilidad?</w:t>
       </w:r>
     </w:p>
@@ -10394,6 +10419,7 @@
         <w:pStyle w:val="Preguntatribunal"/>
       </w:pPr>
       <w:r>
+        <w:lastRenderedPageBreak/>
         <w:t>¿Cómo demostrarías mejora real?</w:t>
       </w:r>
     </w:p>
@@ -10509,10 +10535,11 @@
       </w:pPr>
       <w:r>
         <w:t>1.</w:t>
+      </w:r>
+      <w:r>
         <w:tab/>
         <w:t>Ejecuta python src/backend_server.py, comprueba /health y abre Streamlit en otra terminal.</w:t>
       </w:r>
-      <w:r/>
     </w:p>
     <w:p>
       <w:pPr>
@@ -10523,10 +10550,11 @@
       </w:pPr>
       <w:r>
         <w:t>2.</w:t>
+      </w:r>
+      <w:r>
         <w:tab/>
         <w:t>Abre Detección y selecciona Combinado con 35 % heurística.</w:t>
       </w:r>
-      <w:r/>
     </w:p>
     <w:p>
       <w:pPr>
@@ -10623,6 +10651,7 @@
       </w:pPr>
       <w:bookmarkStart w:id="49" w:name="_Toc237284404"/>
       <w:r>
+        <w:lastRenderedPageBreak/>
         <w:t>Mensajes de demo</w:t>
       </w:r>
       <w:bookmarkEnd w:id="49"/>
@@ -10722,10 +10751,11 @@
       </w:pPr>
       <w:r>
         <w:t>•</w:t>
+      </w:r>
+      <w:r>
         <w:tab/>
         <w:t>Si backend o Streamlit fallan, muestra /health, una respuesta JSON o el recorrido E2E automatizado guardado.</w:t>
       </w:r>
-      <w:r/>
     </w:p>
     <w:p>
       <w:pPr>
@@ -10788,6 +10818,7 @@
         <w:pStyle w:val="Ttulo2"/>
       </w:pPr>
       <w:r>
+        <w:lastRenderedPageBreak/>
         <w:t>Métricas y entrenamiento</w:t>
       </w:r>
     </w:p>
@@ -10819,7 +10850,7 @@
     </w:p>
     <w:p>
       <w:r>
-        <w:t>normalizar_etiqueta acepta formas habituales de phishing y correo legítimo, con error para valores desconocidos. La rama main ejecuta 87 pruebas Python, 2 pruebas de navegador, CI, calibración, evaluaciones reproducibles, respaldo de defensa y benchmark.</w:t>
+        <w:t>normalizar_etiqueta acepta formas habituales de phishing y correo legítimo, con error para valores desconocidos. La rama main ejecuta 89 pruebas Python, 2 pruebas de navegador, CI, calibración, evaluaciones reproducibles, respaldo de defensa y benchmark.</w:t>
       </w:r>
     </w:p>
     <w:p>
@@ -11034,7 +11065,7 @@
           </w:tcPr>
           <w:p>
             <w:r>
-              <w:t>Todas las 87 pruebas Python y 2 de navegador son una evaluación estadística de producción.</w:t>
+              <w:t>Todas las 89 pruebas Python y 2 de navegador son una evaluación estadística de producción.</w:t>
             </w:r>
           </w:p>
         </w:tc>
@@ -11263,6 +11294,7 @@
       </w:pPr>
       <w:bookmarkStart w:id="53" w:name="_Toc237284417"/>
       <w:r>
+        <w:lastRenderedPageBreak/>
         <w:t>Comandos y mapa rápido</w:t>
       </w:r>
       <w:bookmarkEnd w:id="53"/>
@@ -11296,6 +11328,7 @@
         <w:br/>
         <w:t>$env:PYTHONPATH='src'; python -m unittest discover -s tests -p "test_*.py"</w:t>
       </w:r>
+      <w:r/>
       <w:r/>
       <w:r/>
       <w:r/>
@@ -12114,6 +12147,7 @@
         <w:rPr>
           <w:b/>
         </w:rPr>
+        <w:lastRenderedPageBreak/>
         <w:t>N-grama:</w:t>
       </w:r>
       <w:r>
@@ -12463,11 +12497,6 @@
                 <w:sz w:val="20"/>
               </w:rPr>
               <w:t>Cierre final: He construido un sistema cliente-servidor que normaliza correos de texto, EML o Gmail, evalúa señales explicables —incluido BEC sin enlace— y aplica modelos TF-IDF + MLP centrales. Streamlit, extensión y monitor comparten las mismas versiones; el backend puede actualizarse sin distribuir modelos. Sus límites son la independencia y actualidad de los datos externos y los controles de producción.</w:t>
-            </w:r>
-            <w:r>
-              <w:rPr>
-                <w:sz w:val="20"/>
-              </w:rPr>
             </w:r>
           </w:p>
         </w:tc>

--- a/Guia_defensa_TFG.docx
+++ b/Guia_defensa_TFG.docx
@@ -10251,7 +10251,7 @@
         <w:pStyle w:val="Respuestatribunal"/>
       </w:pPr>
       <w:r>
-        <w:t>No. Es un índice de riesgo ponderado que mezcla una puntuación experta y una probabilidad. Comparten escala, pero no interpretación estadística. La calibración queda como mejora.</w:t>
+        <w:t>No. Es un índice de riesgo ponderado que mezcla una puntuación experta y una probabilidad. Comparten escala, pero no interpretación estadística. La fusión 45/55 y el umbral 21 se eligieron con 40 casos separados; todavía deben confirmarse sobre correo real reciente e independiente.</w:t>
       </w:r>
     </w:p>
     <w:p>
@@ -10411,7 +10411,7 @@
         <w:pStyle w:val="Respuestatribunal"/>
       </w:pPr>
       <w:r>
-        <w:t>Serializa el pipeline completo y simplifica inferencia. Debe cargarse solo desde fuentes confiables y convendría versionar dependencias y separar datos de entrenamiento.</w:t>
+        <w:t>Serializa el pipeline completo y simplifica la inferencia. Debe cargarse solo desde fuentes confiables. El repositorio fija las dependencias y registra los metadatos y la huella de cada versión activa.</w:t>
       </w:r>
     </w:p>
     <w:p>
@@ -10509,6 +10509,22 @@
       </w:pPr>
       <w:r>
         <w:t>La separación entre entrada, normalización, señales, puntuación, explicación y modelo; permite razonar sobre cada decisión, probarla y sustituir componentes sin rehacer todo el sistema.</w:t>
+      </w:r>
+    </w:p>
+    <w:p>
+      <w:pPr>
+        <w:pStyle w:val="Preguntatribunal"/>
+      </w:pPr>
+      <w:r>
+        <w:t>¿Has utilizado inteligencia artificial durante el desarrollo?</w:t>
+      </w:r>
+    </w:p>
+    <w:p>
+      <w:pPr>
+        <w:pStyle w:val="Respuestatribunal"/>
+      </w:pPr>
+      <w:r>
+        <w:t>Sí, como herramienta de apoyo para consultas técnicas puntuales, diagnóstico de errores, revisión de fragmentos de código, CSS y revisión de documentación. Cada cambio incorporado se comprobó y las decisiones técnicas, la interpretación de resultados y la responsabilidad final son del autor. La IA no se cita como fuente académica: la parte teórica se contrastó con las referencias originales.</w:t>
       </w:r>
     </w:p>
     <w:p>
@@ -10550,11 +10566,10 @@
       </w:pPr>
       <w:r>
         <w:t>2.</w:t>
-      </w:r>
-      <w:r>
         <w:tab/>
-        <w:t>Abre Detección y selecciona Combinado con 35 % heurística.</w:t>
-      </w:r>
+        <w:t>Abre Detección y selecciona Combinado con 45 % heurística.</w:t>
+      </w:r>
+      <w:r/>
     </w:p>
     <w:p>
       <w:pPr>
@@ -10837,7 +10852,7 @@
     </w:p>
     <w:p>
       <w:r>
-        <w:t>El fallback sintético permite ejecutar una demo limpia cuando faltan modelos; no se presenta como evaluación estadística. La evaluación independiente debe usar un CSV separado y una partición reproducible.</w:t>
+        <w:t>El fallback sintético permite ejecutar una demo limpia cuando faltan modelos; no se presenta como evaluación estadística. Las métricas finales proceden de holdouts y EML separados, y se acompañan de sus limitaciones de independencia y representatividad.</w:t>
       </w:r>
     </w:p>
     <w:p>
